--- a/modul_praktikum/Pertemuan_14_Hardening_Pengujian_End-to-End_Deployment_dan_Demo.docx
+++ b/modul_praktikum/Pertemuan_14_Hardening_Pengujian_End-to-End_Deployment_dan_Demo.docx
@@ -87,7 +87,7 @@
           <w:color w:val="0B2545"/>
           <w:sz w:val="21"/>
         </w:rPr>
-        <w:t>14 pertemuan × 6 jam = 84 jam untuk menghasilkan MVP yang dapat didemokan, diuji, dan disiapkan menuju deployment.</w:t>
+        <w:t>14 pertemuan × 3,5 jam efektif di kelas = 49 jam (ditambah tugas mandiri di luar kelas) untuk menghasilkan MVP yang dapat didemokan, diuji, dan disiapkan menuju deployment.</w:t>
       </w:r>
     </w:p>
     <w:tbl>
@@ -554,7 +554,7 @@
                 <w:color w:val="1F2937"/>
                 <w:sz w:val="16"/>
               </w:rPr>
-              <w:t>360 menit (6 jam)</w:t>
+              <w:t>210 menit efektif di kelas (3 jam 30 menit); tugas mandiri di luar kelas hingga 120 menit (2 jam)</w:t>
             </w:r>
           </w:p>
         </w:tc>
@@ -818,7 +818,7 @@
         <w:pStyle w:val="Heading3"/>
       </w:pPr>
       <w:r>
-        <w:t>Pengetahuan Teknis Laravel 13 yang Wajib Dikuasai</w:t>
+        <w:t>Pengetahuan Teknis dan Penjelasan Mandiri (Laravel 13)</w:t>
       </w:r>
     </w:p>
     <w:p>
@@ -931,14 +931,6 @@
     </w:p>
     <w:p>
       <w:pPr>
-        <w:pStyle w:val="Heading3"/>
-      </w:pPr>
-      <w:r>
-        <w:t>Penjelasan Mandiri: Konsep, Cara Kerja, dan Aturan Implementasi</w:t>
-      </w:r>
-    </w:p>
-    <w:p>
-      <w:pPr>
         <w:pStyle w:val="CalloutConcept"/>
         <w:shd w:fill="EAF2FF" w:val="clear"/>
         <w:pBdr>
@@ -1002,1840 +994,1104 @@
     <w:p>
       <w:pPr>
         <w:pStyle w:val="CodeHeader"/>
-        <w:shd w:fill="2D2D30"/>
         <w:keepNext/>
         <w:pBdr>
-          <w:left w:val="single" w:sz="4" w:space="8" w:color="2D2D30"/>
+          <w:left w:val="single" w:sz="12" w:space="8" w:color="B8DDE0"/>
         </w:pBdr>
+        <w:shd w:val="clear" w:color="auto" w:fill="E4EAED"/>
       </w:pPr>
       <w:r>
-        <w:t>CONTOH MANDIRI — tests/Feature/TenantIsolationTest.php   •   PHP</w:t>
+        <w:rPr>
+          <w:rFonts w:ascii="Consolas" w:hAnsi="Consolas"/>
+          <w:b/>
+          <w:color w:val="262626"/>
+          <w:sz w:val="16"/>
+        </w:rPr>
+        <w:t xml:space="preserve">CONTOH MANDIRI — tests/Feature/TenantIsolationTest.php   •   PHP</w:t>
       </w:r>
     </w:p>
     <w:p>
       <w:pPr>
         <w:pStyle w:val="CodeBlock"/>
-        <w:shd w:fill="1E1E1E"/>
         <w:keepLines/>
         <w:pBdr>
-          <w:left w:val="single" w:sz="4" w:space="8" w:color="1E1E1E"/>
+          <w:left w:val="single" w:sz="12" w:space="8" w:color="B8DDE0"/>
         </w:pBdr>
+        <w:shd w:val="clear" w:color="auto" w:fill="F2F3F7"/>
       </w:pPr>
       <w:r>
         <w:rPr>
-          <w:rFonts w:ascii="Consolas" w:hAnsi="Consolas" w:eastAsia="Consolas"/>
-          <w:color w:val="DCDCAA"/>
+          <w:rFonts w:ascii="Consolas" w:hAnsi="Consolas"/>
+          <w:color w:val="795E26"/>
           <w:sz w:val="16"/>
         </w:rPr>
-        <w:t>test</w:t>
-      </w:r>
-      <w:r>
-        <w:rPr>
-          <w:rFonts w:ascii="Consolas" w:hAnsi="Consolas" w:eastAsia="Consolas"/>
-          <w:color w:val="D4D4D4"/>
+        <w:t xml:space="preserve">test</w:t>
+      </w:r>
+      <w:r>
+        <w:rPr>
+          <w:rFonts w:ascii="Consolas" w:hAnsi="Consolas"/>
+          <w:color w:val="262626"/>
           <w:sz w:val="16"/>
         </w:rPr>
-        <w:t>(</w:t>
-      </w:r>
-      <w:r>
-        <w:rPr>
-          <w:rFonts w:ascii="Consolas" w:hAnsi="Consolas" w:eastAsia="Consolas"/>
-          <w:color w:val="CE9178"/>
+        <w:t xml:space="preserve">(</w:t>
+      </w:r>
+      <w:r>
+        <w:rPr>
+          <w:rFonts w:ascii="Consolas" w:hAnsi="Consolas"/>
+          <w:color w:val="00733B"/>
           <w:sz w:val="16"/>
         </w:rPr>
-        <w:t>'tenant tidak dapat membaca menu tenant lain'</w:t>
-      </w:r>
-      <w:r>
-        <w:rPr>
-          <w:rFonts w:ascii="Consolas" w:hAnsi="Consolas" w:eastAsia="Consolas"/>
-          <w:color w:val="D4D4D4"/>
+        <w:t xml:space="preserve">'tenant tidak dapat membaca menu tenant lain'</w:t>
+      </w:r>
+      <w:r>
+        <w:rPr>
+          <w:rFonts w:ascii="Consolas" w:hAnsi="Consolas"/>
+          <w:color w:val="262626"/>
           <w:sz w:val="16"/>
         </w:rPr>
-        <w:t>,</w:t>
-      </w:r>
-      <w:r>
-        <w:rPr>
-          <w:rFonts w:ascii="Consolas" w:hAnsi="Consolas" w:eastAsia="Consolas"/>
-          <w:color w:val="D4D4D4"/>
+        <w:t xml:space="preserve">, </w:t>
+      </w:r>
+      <w:r>
+        <w:rPr>
+          <w:rFonts w:ascii="Consolas" w:hAnsi="Consolas"/>
+          <w:b/>
+          <w:color w:val="000080"/>
           <w:sz w:val="16"/>
         </w:rPr>
-        <w:t xml:space="preserve"> </w:t>
-      </w:r>
-      <w:r>
-        <w:rPr>
-          <w:rFonts w:ascii="Consolas" w:hAnsi="Consolas" w:eastAsia="Consolas"/>
-          <w:color w:val="569CD6"/>
+        <w:t xml:space="preserve">function</w:t>
+      </w:r>
+      <w:r>
+        <w:rPr>
+          <w:rFonts w:ascii="Consolas" w:hAnsi="Consolas"/>
+          <w:color w:val="262626"/>
           <w:sz w:val="16"/>
         </w:rPr>
-        <w:t>function</w:t>
-      </w:r>
-      <w:r>
-        <w:rPr>
-          <w:rFonts w:ascii="Consolas" w:hAnsi="Consolas" w:eastAsia="Consolas"/>
-          <w:color w:val="D4D4D4"/>
+        <w:t xml:space="preserve"> (): </w:t>
+      </w:r>
+      <w:r>
+        <w:rPr>
+          <w:rFonts w:ascii="Consolas" w:hAnsi="Consolas"/>
+          <w:b/>
+          <w:color w:val="000080"/>
           <w:sz w:val="16"/>
         </w:rPr>
-        <w:t xml:space="preserve"> </w:t>
-      </w:r>
-      <w:r>
-        <w:rPr>
-          <w:rFonts w:ascii="Consolas" w:hAnsi="Consolas" w:eastAsia="Consolas"/>
-          <w:color w:val="D4D4D4"/>
+        <w:t xml:space="preserve">void</w:t>
+      </w:r>
+      <w:r>
+        <w:rPr>
+          <w:rFonts w:ascii="Consolas" w:hAnsi="Consolas"/>
+          <w:color w:val="262626"/>
           <w:sz w:val="16"/>
         </w:rPr>
-        <w:t>(</w:t>
-      </w:r>
-      <w:r>
-        <w:rPr>
-          <w:rFonts w:ascii="Consolas" w:hAnsi="Consolas" w:eastAsia="Consolas"/>
-          <w:color w:val="D4D4D4"/>
+        <w:t xml:space="preserve"> {</w:t>
+      </w:r>
+      <w:r>
+        <w:br/>
+      </w:r>
+      <w:r>
+        <w:rPr>
+          <w:rFonts w:ascii="Consolas" w:hAnsi="Consolas"/>
+          <w:color w:val="262626"/>
           <w:sz w:val="16"/>
         </w:rPr>
-        <w:t>)</w:t>
-      </w:r>
-      <w:r>
-        <w:rPr>
-          <w:rFonts w:ascii="Consolas" w:hAnsi="Consolas" w:eastAsia="Consolas"/>
-          <w:color w:val="D4D4D4"/>
+        <w:t xml:space="preserve">    </w:t>
+      </w:r>
+      <w:r>
+        <w:rPr>
+          <w:rFonts w:ascii="Consolas" w:hAnsi="Consolas"/>
+          <w:color w:val="660E7A"/>
           <w:sz w:val="16"/>
         </w:rPr>
-        <w:t>:</w:t>
-      </w:r>
-      <w:r>
-        <w:rPr>
-          <w:rFonts w:ascii="Consolas" w:hAnsi="Consolas" w:eastAsia="Consolas"/>
-          <w:color w:val="D4D4D4"/>
+        <w:t xml:space="preserve">$tenantA</w:t>
+      </w:r>
+      <w:r>
+        <w:rPr>
+          <w:rFonts w:ascii="Consolas" w:hAnsi="Consolas"/>
+          <w:color w:val="262626"/>
           <w:sz w:val="16"/>
         </w:rPr>
-        <w:t xml:space="preserve"> </w:t>
-      </w:r>
-      <w:r>
-        <w:rPr>
-          <w:rFonts w:ascii="Consolas" w:hAnsi="Consolas" w:eastAsia="Consolas"/>
-          <w:color w:val="569CD6"/>
+        <w:t xml:space="preserve"> = </w:t>
+      </w:r>
+      <w:r>
+        <w:rPr>
+          <w:rFonts w:ascii="Consolas" w:hAnsi="Consolas"/>
+          <w:color w:val="267F99"/>
           <w:sz w:val="16"/>
         </w:rPr>
-        <w:t>void</w:t>
-      </w:r>
-      <w:r>
-        <w:rPr>
-          <w:rFonts w:ascii="Consolas" w:hAnsi="Consolas" w:eastAsia="Consolas"/>
-          <w:color w:val="D4D4D4"/>
+        <w:t xml:space="preserve">Tenant</w:t>
+      </w:r>
+      <w:r>
+        <w:rPr>
+          <w:rFonts w:ascii="Consolas" w:hAnsi="Consolas"/>
+          <w:color w:val="262626"/>
           <w:sz w:val="16"/>
         </w:rPr>
-        <w:t xml:space="preserve"> </w:t>
-      </w:r>
-      <w:r>
-        <w:rPr>
-          <w:rFonts w:ascii="Consolas" w:hAnsi="Consolas" w:eastAsia="Consolas"/>
-          <w:color w:val="D4D4D4"/>
+        <w:t xml:space="preserve">::</w:t>
+      </w:r>
+      <w:r>
+        <w:rPr>
+          <w:rFonts w:ascii="Consolas" w:hAnsi="Consolas"/>
+          <w:color w:val="795E26"/>
           <w:sz w:val="16"/>
         </w:rPr>
-        <w:t>{</w:t>
-      </w:r>
-      <w:r>
-        <w:rPr>
-          <w:rFonts w:ascii="Consolas" w:hAnsi="Consolas" w:eastAsia="Consolas"/>
-          <w:color w:val="D4D4D4"/>
+        <w:t xml:space="preserve">factory</w:t>
+      </w:r>
+      <w:r>
+        <w:rPr>
+          <w:rFonts w:ascii="Consolas" w:hAnsi="Consolas"/>
+          <w:color w:val="262626"/>
           <w:sz w:val="16"/>
         </w:rPr>
+        <w:t xml:space="preserve">()-&gt;</w:t>
+      </w:r>
+      <w:r>
+        <w:rPr>
+          <w:rFonts w:ascii="Consolas" w:hAnsi="Consolas"/>
+          <w:color w:val="795E26"/>
+          <w:sz w:val="16"/>
+        </w:rPr>
+        <w:t xml:space="preserve">create</w:t>
+      </w:r>
+      <w:r>
+        <w:rPr>
+          <w:rFonts w:ascii="Consolas" w:hAnsi="Consolas"/>
+          <w:color w:val="262626"/>
+          <w:sz w:val="16"/>
+        </w:rPr>
+        <w:t xml:space="preserve">();</w:t>
+      </w:r>
+      <w:r>
         <w:br/>
+      </w:r>
+      <w:r>
+        <w:rPr>
+          <w:rFonts w:ascii="Consolas" w:hAnsi="Consolas"/>
+          <w:color w:val="262626"/>
+          <w:sz w:val="16"/>
+        </w:rPr>
         <w:t xml:space="preserve">    </w:t>
       </w:r>
       <w:r>
         <w:rPr>
-          <w:rFonts w:ascii="Consolas" w:hAnsi="Consolas" w:eastAsia="Consolas"/>
-          <w:color w:val="9CDCFE"/>
+          <w:rFonts w:ascii="Consolas" w:hAnsi="Consolas"/>
+          <w:color w:val="660E7A"/>
           <w:sz w:val="16"/>
         </w:rPr>
-        <w:t>$tenantA</w:t>
-      </w:r>
-      <w:r>
-        <w:rPr>
-          <w:rFonts w:ascii="Consolas" w:hAnsi="Consolas" w:eastAsia="Consolas"/>
-          <w:color w:val="D4D4D4"/>
+        <w:t xml:space="preserve">$tenantB</w:t>
+      </w:r>
+      <w:r>
+        <w:rPr>
+          <w:rFonts w:ascii="Consolas" w:hAnsi="Consolas"/>
+          <w:color w:val="262626"/>
           <w:sz w:val="16"/>
         </w:rPr>
-        <w:t xml:space="preserve"> </w:t>
-      </w:r>
-      <w:r>
-        <w:rPr>
-          <w:rFonts w:ascii="Consolas" w:hAnsi="Consolas" w:eastAsia="Consolas"/>
-          <w:color w:val="D4D4D4"/>
+        <w:t xml:space="preserve"> = </w:t>
+      </w:r>
+      <w:r>
+        <w:rPr>
+          <w:rFonts w:ascii="Consolas" w:hAnsi="Consolas"/>
+          <w:color w:val="267F99"/>
           <w:sz w:val="16"/>
         </w:rPr>
-        <w:t>=</w:t>
-      </w:r>
-      <w:r>
-        <w:rPr>
-          <w:rFonts w:ascii="Consolas" w:hAnsi="Consolas" w:eastAsia="Consolas"/>
-          <w:color w:val="D4D4D4"/>
+        <w:t xml:space="preserve">Tenant</w:t>
+      </w:r>
+      <w:r>
+        <w:rPr>
+          <w:rFonts w:ascii="Consolas" w:hAnsi="Consolas"/>
+          <w:color w:val="262626"/>
           <w:sz w:val="16"/>
         </w:rPr>
-        <w:t xml:space="preserve"> </w:t>
-      </w:r>
-      <w:r>
-        <w:rPr>
-          <w:rFonts w:ascii="Consolas" w:hAnsi="Consolas" w:eastAsia="Consolas"/>
-          <w:color w:val="4EC9B0"/>
+        <w:t xml:space="preserve">::</w:t>
+      </w:r>
+      <w:r>
+        <w:rPr>
+          <w:rFonts w:ascii="Consolas" w:hAnsi="Consolas"/>
+          <w:color w:val="795E26"/>
           <w:sz w:val="16"/>
         </w:rPr>
-        <w:t>Tenant</w:t>
-      </w:r>
-      <w:r>
-        <w:rPr>
-          <w:rFonts w:ascii="Consolas" w:hAnsi="Consolas" w:eastAsia="Consolas"/>
-          <w:color w:val="D4D4D4"/>
+        <w:t xml:space="preserve">factory</w:t>
+      </w:r>
+      <w:r>
+        <w:rPr>
+          <w:rFonts w:ascii="Consolas" w:hAnsi="Consolas"/>
+          <w:color w:val="262626"/>
           <w:sz w:val="16"/>
         </w:rPr>
-        <w:t>:</w:t>
-      </w:r>
-      <w:r>
-        <w:rPr>
-          <w:rFonts w:ascii="Consolas" w:hAnsi="Consolas" w:eastAsia="Consolas"/>
-          <w:color w:val="D4D4D4"/>
+        <w:t xml:space="preserve">()-&gt;</w:t>
+      </w:r>
+      <w:r>
+        <w:rPr>
+          <w:rFonts w:ascii="Consolas" w:hAnsi="Consolas"/>
+          <w:color w:val="795E26"/>
           <w:sz w:val="16"/>
         </w:rPr>
-        <w:t>:</w:t>
-      </w:r>
-      <w:r>
-        <w:rPr>
-          <w:rFonts w:ascii="Consolas" w:hAnsi="Consolas" w:eastAsia="Consolas"/>
-          <w:color w:val="DCDCAA"/>
+        <w:t xml:space="preserve">create</w:t>
+      </w:r>
+      <w:r>
+        <w:rPr>
+          <w:rFonts w:ascii="Consolas" w:hAnsi="Consolas"/>
+          <w:color w:val="262626"/>
           <w:sz w:val="16"/>
         </w:rPr>
-        <w:t>factory</w:t>
-      </w:r>
-      <w:r>
-        <w:rPr>
-          <w:rFonts w:ascii="Consolas" w:hAnsi="Consolas" w:eastAsia="Consolas"/>
-          <w:color w:val="D4D4D4"/>
+        <w:t xml:space="preserve">();</w:t>
+      </w:r>
+      <w:r>
+        <w:br/>
+      </w:r>
+      <w:r>
+        <w:rPr>
+          <w:rFonts w:ascii="Consolas" w:hAnsi="Consolas"/>
+          <w:color w:val="262626"/>
           <w:sz w:val="16"/>
         </w:rPr>
-        <w:t>(</w:t>
-      </w:r>
-      <w:r>
-        <w:rPr>
-          <w:rFonts w:ascii="Consolas" w:hAnsi="Consolas" w:eastAsia="Consolas"/>
-          <w:color w:val="D4D4D4"/>
+        <w:t xml:space="preserve">    </w:t>
+      </w:r>
+      <w:r>
+        <w:rPr>
+          <w:rFonts w:ascii="Consolas" w:hAnsi="Consolas"/>
+          <w:color w:val="660E7A"/>
           <w:sz w:val="16"/>
         </w:rPr>
-        <w:t>)</w:t>
-      </w:r>
-      <w:r>
-        <w:rPr>
-          <w:rFonts w:ascii="Consolas" w:hAnsi="Consolas" w:eastAsia="Consolas"/>
-          <w:color w:val="D4D4D4"/>
+        <w:t xml:space="preserve">$userA</w:t>
+      </w:r>
+      <w:r>
+        <w:rPr>
+          <w:rFonts w:ascii="Consolas" w:hAnsi="Consolas"/>
+          <w:color w:val="262626"/>
           <w:sz w:val="16"/>
         </w:rPr>
-        <w:t>-</w:t>
-      </w:r>
-      <w:r>
-        <w:rPr>
-          <w:rFonts w:ascii="Consolas" w:hAnsi="Consolas" w:eastAsia="Consolas"/>
-          <w:color w:val="D4D4D4"/>
+        <w:t xml:space="preserve"> = </w:t>
+      </w:r>
+      <w:r>
+        <w:rPr>
+          <w:rFonts w:ascii="Consolas" w:hAnsi="Consolas"/>
+          <w:color w:val="267F99"/>
           <w:sz w:val="16"/>
         </w:rPr>
-        <w:t>&gt;</w:t>
-      </w:r>
-      <w:r>
-        <w:rPr>
-          <w:rFonts w:ascii="Consolas" w:hAnsi="Consolas" w:eastAsia="Consolas"/>
-          <w:color w:val="DCDCAA"/>
+        <w:t xml:space="preserve">User</w:t>
+      </w:r>
+      <w:r>
+        <w:rPr>
+          <w:rFonts w:ascii="Consolas" w:hAnsi="Consolas"/>
+          <w:color w:val="262626"/>
           <w:sz w:val="16"/>
         </w:rPr>
-        <w:t>create</w:t>
-      </w:r>
-      <w:r>
-        <w:rPr>
-          <w:rFonts w:ascii="Consolas" w:hAnsi="Consolas" w:eastAsia="Consolas"/>
-          <w:color w:val="D4D4D4"/>
+        <w:t xml:space="preserve">::</w:t>
+      </w:r>
+      <w:r>
+        <w:rPr>
+          <w:rFonts w:ascii="Consolas" w:hAnsi="Consolas"/>
+          <w:color w:val="795E26"/>
           <w:sz w:val="16"/>
         </w:rPr>
-        <w:t>(</w:t>
-      </w:r>
-      <w:r>
-        <w:rPr>
-          <w:rFonts w:ascii="Consolas" w:hAnsi="Consolas" w:eastAsia="Consolas"/>
-          <w:color w:val="D4D4D4"/>
+        <w:t xml:space="preserve">factory</w:t>
+      </w:r>
+      <w:r>
+        <w:rPr>
+          <w:rFonts w:ascii="Consolas" w:hAnsi="Consolas"/>
+          <w:color w:val="262626"/>
           <w:sz w:val="16"/>
         </w:rPr>
-        <w:t>)</w:t>
-      </w:r>
-      <w:r>
-        <w:rPr>
-          <w:rFonts w:ascii="Consolas" w:hAnsi="Consolas" w:eastAsia="Consolas"/>
-          <w:color w:val="D4D4D4"/>
+        <w:t xml:space="preserve">()-&gt;</w:t>
+      </w:r>
+      <w:r>
+        <w:rPr>
+          <w:rFonts w:ascii="Consolas" w:hAnsi="Consolas"/>
+          <w:color w:val="795E26"/>
           <w:sz w:val="16"/>
         </w:rPr>
-        <w:t>;</w:t>
-      </w:r>
-      <w:r>
-        <w:rPr>
-          <w:rFonts w:ascii="Consolas" w:hAnsi="Consolas" w:eastAsia="Consolas"/>
-          <w:color w:val="D4D4D4"/>
+        <w:t xml:space="preserve">create</w:t>
+      </w:r>
+      <w:r>
+        <w:rPr>
+          <w:rFonts w:ascii="Consolas" w:hAnsi="Consolas"/>
+          <w:color w:val="262626"/>
           <w:sz w:val="16"/>
         </w:rPr>
+        <w:t xml:space="preserve">();</w:t>
+      </w:r>
+      <w:r>
         <w:br/>
+      </w:r>
+      <w:r>
+        <w:rPr>
+          <w:rFonts w:ascii="Consolas" w:hAnsi="Consolas"/>
+          <w:color w:val="262626"/>
+          <w:sz w:val="16"/>
+        </w:rPr>
         <w:t xml:space="preserve">    </w:t>
       </w:r>
       <w:r>
         <w:rPr>
-          <w:rFonts w:ascii="Consolas" w:hAnsi="Consolas" w:eastAsia="Consolas"/>
-          <w:color w:val="9CDCFE"/>
+          <w:rFonts w:ascii="Consolas" w:hAnsi="Consolas"/>
+          <w:color w:val="660E7A"/>
           <w:sz w:val="16"/>
         </w:rPr>
-        <w:t>$tenantB</w:t>
-      </w:r>
-      <w:r>
-        <w:rPr>
-          <w:rFonts w:ascii="Consolas" w:hAnsi="Consolas" w:eastAsia="Consolas"/>
-          <w:color w:val="D4D4D4"/>
+        <w:t xml:space="preserve">$menuB</w:t>
+      </w:r>
+      <w:r>
+        <w:rPr>
+          <w:rFonts w:ascii="Consolas" w:hAnsi="Consolas"/>
+          <w:color w:val="262626"/>
           <w:sz w:val="16"/>
         </w:rPr>
-        <w:t xml:space="preserve"> </w:t>
-      </w:r>
-      <w:r>
-        <w:rPr>
-          <w:rFonts w:ascii="Consolas" w:hAnsi="Consolas" w:eastAsia="Consolas"/>
-          <w:color w:val="D4D4D4"/>
+        <w:t xml:space="preserve"> = </w:t>
+      </w:r>
+      <w:r>
+        <w:rPr>
+          <w:rFonts w:ascii="Consolas" w:hAnsi="Consolas"/>
+          <w:color w:val="267F99"/>
           <w:sz w:val="16"/>
         </w:rPr>
-        <w:t>=</w:t>
-      </w:r>
-      <w:r>
-        <w:rPr>
-          <w:rFonts w:ascii="Consolas" w:hAnsi="Consolas" w:eastAsia="Consolas"/>
-          <w:color w:val="D4D4D4"/>
+        <w:t xml:space="preserve">Menu</w:t>
+      </w:r>
+      <w:r>
+        <w:rPr>
+          <w:rFonts w:ascii="Consolas" w:hAnsi="Consolas"/>
+          <w:color w:val="262626"/>
           <w:sz w:val="16"/>
         </w:rPr>
-        <w:t xml:space="preserve"> </w:t>
-      </w:r>
-      <w:r>
-        <w:rPr>
-          <w:rFonts w:ascii="Consolas" w:hAnsi="Consolas" w:eastAsia="Consolas"/>
-          <w:color w:val="4EC9B0"/>
+        <w:t xml:space="preserve">::</w:t>
+      </w:r>
+      <w:r>
+        <w:rPr>
+          <w:rFonts w:ascii="Consolas" w:hAnsi="Consolas"/>
+          <w:color w:val="795E26"/>
           <w:sz w:val="16"/>
         </w:rPr>
-        <w:t>Tenant</w:t>
-      </w:r>
-      <w:r>
-        <w:rPr>
-          <w:rFonts w:ascii="Consolas" w:hAnsi="Consolas" w:eastAsia="Consolas"/>
-          <w:color w:val="D4D4D4"/>
+        <w:t xml:space="preserve">factory</w:t>
+      </w:r>
+      <w:r>
+        <w:rPr>
+          <w:rFonts w:ascii="Consolas" w:hAnsi="Consolas"/>
+          <w:color w:val="262626"/>
           <w:sz w:val="16"/>
         </w:rPr>
-        <w:t>:</w:t>
-      </w:r>
-      <w:r>
-        <w:rPr>
-          <w:rFonts w:ascii="Consolas" w:hAnsi="Consolas" w:eastAsia="Consolas"/>
-          <w:color w:val="D4D4D4"/>
+        <w:t xml:space="preserve">()-&gt;</w:t>
+      </w:r>
+      <w:r>
+        <w:rPr>
+          <w:rFonts w:ascii="Consolas" w:hAnsi="Consolas"/>
+          <w:color w:val="795E26"/>
           <w:sz w:val="16"/>
         </w:rPr>
-        <w:t>:</w:t>
-      </w:r>
-      <w:r>
-        <w:rPr>
-          <w:rFonts w:ascii="Consolas" w:hAnsi="Consolas" w:eastAsia="Consolas"/>
-          <w:color w:val="DCDCAA"/>
+        <w:t xml:space="preserve">for</w:t>
+      </w:r>
+      <w:r>
+        <w:rPr>
+          <w:rFonts w:ascii="Consolas" w:hAnsi="Consolas"/>
+          <w:color w:val="262626"/>
           <w:sz w:val="16"/>
         </w:rPr>
-        <w:t>factory</w:t>
-      </w:r>
-      <w:r>
-        <w:rPr>
-          <w:rFonts w:ascii="Consolas" w:hAnsi="Consolas" w:eastAsia="Consolas"/>
-          <w:color w:val="D4D4D4"/>
+        <w:t xml:space="preserve">(</w:t>
+      </w:r>
+      <w:r>
+        <w:rPr>
+          <w:rFonts w:ascii="Consolas" w:hAnsi="Consolas"/>
+          <w:color w:val="660E7A"/>
           <w:sz w:val="16"/>
         </w:rPr>
-        <w:t>(</w:t>
-      </w:r>
-      <w:r>
-        <w:rPr>
-          <w:rFonts w:ascii="Consolas" w:hAnsi="Consolas" w:eastAsia="Consolas"/>
-          <w:color w:val="D4D4D4"/>
+        <w:t xml:space="preserve">$tenantB</w:t>
+      </w:r>
+      <w:r>
+        <w:rPr>
+          <w:rFonts w:ascii="Consolas" w:hAnsi="Consolas"/>
+          <w:color w:val="262626"/>
           <w:sz w:val="16"/>
         </w:rPr>
-        <w:t>)</w:t>
-      </w:r>
-      <w:r>
-        <w:rPr>
-          <w:rFonts w:ascii="Consolas" w:hAnsi="Consolas" w:eastAsia="Consolas"/>
-          <w:color w:val="D4D4D4"/>
+        <w:t xml:space="preserve">)-&gt;</w:t>
+      </w:r>
+      <w:r>
+        <w:rPr>
+          <w:rFonts w:ascii="Consolas" w:hAnsi="Consolas"/>
+          <w:color w:val="795E26"/>
           <w:sz w:val="16"/>
         </w:rPr>
-        <w:t>-</w:t>
-      </w:r>
-      <w:r>
-        <w:rPr>
-          <w:rFonts w:ascii="Consolas" w:hAnsi="Consolas" w:eastAsia="Consolas"/>
-          <w:color w:val="D4D4D4"/>
+        <w:t xml:space="preserve">create</w:t>
+      </w:r>
+      <w:r>
+        <w:rPr>
+          <w:rFonts w:ascii="Consolas" w:hAnsi="Consolas"/>
+          <w:color w:val="262626"/>
           <w:sz w:val="16"/>
         </w:rPr>
-        <w:t>&gt;</w:t>
-      </w:r>
-      <w:r>
-        <w:rPr>
-          <w:rFonts w:ascii="Consolas" w:hAnsi="Consolas" w:eastAsia="Consolas"/>
-          <w:color w:val="DCDCAA"/>
+        <w:t xml:space="preserve">();</w:t>
+      </w:r>
+      <w:r>
+        <w:br/>
+      </w:r>
+      <w:r>
+        <w:br/>
+      </w:r>
+      <w:r>
+        <w:rPr>
+          <w:rFonts w:ascii="Consolas" w:hAnsi="Consolas"/>
+          <w:color w:val="262626"/>
           <w:sz w:val="16"/>
         </w:rPr>
-        <w:t>create</w:t>
-      </w:r>
-      <w:r>
-        <w:rPr>
-          <w:rFonts w:ascii="Consolas" w:hAnsi="Consolas" w:eastAsia="Consolas"/>
-          <w:color w:val="D4D4D4"/>
+        <w:t xml:space="preserve">    </w:t>
+      </w:r>
+      <w:r>
+        <w:rPr>
+          <w:rFonts w:ascii="Consolas" w:hAnsi="Consolas"/>
+          <w:color w:val="660E7A"/>
           <w:sz w:val="16"/>
         </w:rPr>
-        <w:t>(</w:t>
-      </w:r>
-      <w:r>
-        <w:rPr>
-          <w:rFonts w:ascii="Consolas" w:hAnsi="Consolas" w:eastAsia="Consolas"/>
-          <w:color w:val="D4D4D4"/>
+        <w:t xml:space="preserve">$userA</w:t>
+      </w:r>
+      <w:r>
+        <w:rPr>
+          <w:rFonts w:ascii="Consolas" w:hAnsi="Consolas"/>
+          <w:color w:val="262626"/>
           <w:sz w:val="16"/>
         </w:rPr>
-        <w:t>)</w:t>
-      </w:r>
-      <w:r>
-        <w:rPr>
-          <w:rFonts w:ascii="Consolas" w:hAnsi="Consolas" w:eastAsia="Consolas"/>
-          <w:color w:val="D4D4D4"/>
+        <w:t xml:space="preserve">-&gt;</w:t>
+      </w:r>
+      <w:r>
+        <w:rPr>
+          <w:rFonts w:ascii="Consolas" w:hAnsi="Consolas"/>
+          <w:color w:val="795E26"/>
           <w:sz w:val="16"/>
         </w:rPr>
-        <w:t>;</w:t>
-      </w:r>
-      <w:r>
-        <w:rPr>
-          <w:rFonts w:ascii="Consolas" w:hAnsi="Consolas" w:eastAsia="Consolas"/>
-          <w:color w:val="D4D4D4"/>
+        <w:t xml:space="preserve">tenants</w:t>
+      </w:r>
+      <w:r>
+        <w:rPr>
+          <w:rFonts w:ascii="Consolas" w:hAnsi="Consolas"/>
+          <w:color w:val="262626"/>
           <w:sz w:val="16"/>
         </w:rPr>
+        <w:t xml:space="preserve">()-&gt;</w:t>
+      </w:r>
+      <w:r>
+        <w:rPr>
+          <w:rFonts w:ascii="Consolas" w:hAnsi="Consolas"/>
+          <w:color w:val="795E26"/>
+          <w:sz w:val="16"/>
+        </w:rPr>
+        <w:t xml:space="preserve">attach</w:t>
+      </w:r>
+      <w:r>
+        <w:rPr>
+          <w:rFonts w:ascii="Consolas" w:hAnsi="Consolas"/>
+          <w:color w:val="262626"/>
+          <w:sz w:val="16"/>
+        </w:rPr>
+        <w:t xml:space="preserve">(</w:t>
+      </w:r>
+      <w:r>
+        <w:rPr>
+          <w:rFonts w:ascii="Consolas" w:hAnsi="Consolas"/>
+          <w:color w:val="660E7A"/>
+          <w:sz w:val="16"/>
+        </w:rPr>
+        <w:t xml:space="preserve">$tenantA</w:t>
+      </w:r>
+      <w:r>
+        <w:rPr>
+          <w:rFonts w:ascii="Consolas" w:hAnsi="Consolas"/>
+          <w:color w:val="262626"/>
+          <w:sz w:val="16"/>
+        </w:rPr>
+        <w:t xml:space="preserve">, [</w:t>
+      </w:r>
+      <w:r>
         <w:br/>
+      </w:r>
+      <w:r>
+        <w:rPr>
+          <w:rFonts w:ascii="Consolas" w:hAnsi="Consolas"/>
+          <w:color w:val="262626"/>
+          <w:sz w:val="16"/>
+        </w:rPr>
+        <w:t xml:space="preserve">        </w:t>
+      </w:r>
+      <w:r>
+        <w:rPr>
+          <w:rFonts w:ascii="Consolas" w:hAnsi="Consolas"/>
+          <w:color w:val="00733B"/>
+          <w:sz w:val="16"/>
+        </w:rPr>
+        <w:t xml:space="preserve">'role'</w:t>
+      </w:r>
+      <w:r>
+        <w:rPr>
+          <w:rFonts w:ascii="Consolas" w:hAnsi="Consolas"/>
+          <w:color w:val="262626"/>
+          <w:sz w:val="16"/>
+        </w:rPr>
+        <w:t xml:space="preserve"> =&gt; </w:t>
+      </w:r>
+      <w:r>
+        <w:rPr>
+          <w:rFonts w:ascii="Consolas" w:hAnsi="Consolas"/>
+          <w:color w:val="00733B"/>
+          <w:sz w:val="16"/>
+        </w:rPr>
+        <w:t xml:space="preserve">'operator'</w:t>
+      </w:r>
+      <w:r>
+        <w:rPr>
+          <w:rFonts w:ascii="Consolas" w:hAnsi="Consolas"/>
+          <w:color w:val="262626"/>
+          <w:sz w:val="16"/>
+        </w:rPr>
+        <w:t xml:space="preserve">,</w:t>
+      </w:r>
+      <w:r>
+        <w:br/>
+      </w:r>
+      <w:r>
+        <w:rPr>
+          <w:rFonts w:ascii="Consolas" w:hAnsi="Consolas"/>
+          <w:color w:val="262626"/>
+          <w:sz w:val="16"/>
+        </w:rPr>
+        <w:t xml:space="preserve">    ]);</w:t>
+      </w:r>
+      <w:r>
+        <w:br/>
+      </w:r>
+      <w:r>
+        <w:br/>
+      </w:r>
+      <w:r>
+        <w:rPr>
+          <w:rFonts w:ascii="Consolas" w:hAnsi="Consolas"/>
+          <w:color w:val="262626"/>
+          <w:sz w:val="16"/>
+        </w:rPr>
         <w:t xml:space="preserve">    </w:t>
       </w:r>
       <w:r>
         <w:rPr>
-          <w:rFonts w:ascii="Consolas" w:hAnsi="Consolas" w:eastAsia="Consolas"/>
-          <w:color w:val="9CDCFE"/>
+          <w:rFonts w:ascii="Consolas" w:hAnsi="Consolas"/>
+          <w:color w:val="660E7A"/>
           <w:sz w:val="16"/>
         </w:rPr>
-        <w:t>$userA</w:t>
-      </w:r>
-      <w:r>
-        <w:rPr>
-          <w:rFonts w:ascii="Consolas" w:hAnsi="Consolas" w:eastAsia="Consolas"/>
-          <w:color w:val="D4D4D4"/>
+        <w:t xml:space="preserve">$this</w:t>
+      </w:r>
+      <w:r>
+        <w:rPr>
+          <w:rFonts w:ascii="Consolas" w:hAnsi="Consolas"/>
+          <w:color w:val="262626"/>
           <w:sz w:val="16"/>
         </w:rPr>
-        <w:t xml:space="preserve"> </w:t>
-      </w:r>
-      <w:r>
-        <w:rPr>
-          <w:rFonts w:ascii="Consolas" w:hAnsi="Consolas" w:eastAsia="Consolas"/>
-          <w:color w:val="D4D4D4"/>
+        <w:t xml:space="preserve">-&gt;</w:t>
+      </w:r>
+      <w:r>
+        <w:rPr>
+          <w:rFonts w:ascii="Consolas" w:hAnsi="Consolas"/>
+          <w:color w:val="795E26"/>
           <w:sz w:val="16"/>
         </w:rPr>
-        <w:t>=</w:t>
-      </w:r>
-      <w:r>
-        <w:rPr>
-          <w:rFonts w:ascii="Consolas" w:hAnsi="Consolas" w:eastAsia="Consolas"/>
-          <w:color w:val="D4D4D4"/>
+        <w:t xml:space="preserve">actingAs</w:t>
+      </w:r>
+      <w:r>
+        <w:rPr>
+          <w:rFonts w:ascii="Consolas" w:hAnsi="Consolas"/>
+          <w:color w:val="262626"/>
           <w:sz w:val="16"/>
         </w:rPr>
-        <w:t xml:space="preserve"> </w:t>
-      </w:r>
-      <w:r>
-        <w:rPr>
-          <w:rFonts w:ascii="Consolas" w:hAnsi="Consolas" w:eastAsia="Consolas"/>
-          <w:color w:val="4EC9B0"/>
+        <w:t xml:space="preserve">(</w:t>
+      </w:r>
+      <w:r>
+        <w:rPr>
+          <w:rFonts w:ascii="Consolas" w:hAnsi="Consolas"/>
+          <w:color w:val="660E7A"/>
           <w:sz w:val="16"/>
         </w:rPr>
-        <w:t>User</w:t>
-      </w:r>
-      <w:r>
-        <w:rPr>
-          <w:rFonts w:ascii="Consolas" w:hAnsi="Consolas" w:eastAsia="Consolas"/>
-          <w:color w:val="D4D4D4"/>
+        <w:t xml:space="preserve">$userA</w:t>
+      </w:r>
+      <w:r>
+        <w:rPr>
+          <w:rFonts w:ascii="Consolas" w:hAnsi="Consolas"/>
+          <w:color w:val="262626"/>
           <w:sz w:val="16"/>
         </w:rPr>
-        <w:t>:</w:t>
-      </w:r>
-      <w:r>
-        <w:rPr>
-          <w:rFonts w:ascii="Consolas" w:hAnsi="Consolas" w:eastAsia="Consolas"/>
-          <w:color w:val="D4D4D4"/>
+        <w:t xml:space="preserve">)</w:t>
+      </w:r>
+      <w:r>
+        <w:br/>
+      </w:r>
+      <w:r>
+        <w:rPr>
+          <w:rFonts w:ascii="Consolas" w:hAnsi="Consolas"/>
+          <w:color w:val="262626"/>
           <w:sz w:val="16"/>
         </w:rPr>
-        <w:t>:</w:t>
-      </w:r>
-      <w:r>
-        <w:rPr>
-          <w:rFonts w:ascii="Consolas" w:hAnsi="Consolas" w:eastAsia="Consolas"/>
-          <w:color w:val="DCDCAA"/>
+        <w:t xml:space="preserve">        -&gt;</w:t>
+      </w:r>
+      <w:r>
+        <w:rPr>
+          <w:rFonts w:ascii="Consolas" w:hAnsi="Consolas"/>
+          <w:color w:val="795E26"/>
           <w:sz w:val="16"/>
         </w:rPr>
-        <w:t>factory</w:t>
-      </w:r>
-      <w:r>
-        <w:rPr>
-          <w:rFonts w:ascii="Consolas" w:hAnsi="Consolas" w:eastAsia="Consolas"/>
-          <w:color w:val="D4D4D4"/>
+        <w:t xml:space="preserve">get</w:t>
+      </w:r>
+      <w:r>
+        <w:rPr>
+          <w:rFonts w:ascii="Consolas" w:hAnsi="Consolas"/>
+          <w:color w:val="262626"/>
           <w:sz w:val="16"/>
         </w:rPr>
-        <w:t>(</w:t>
-      </w:r>
-      <w:r>
-        <w:rPr>
-          <w:rFonts w:ascii="Consolas" w:hAnsi="Consolas" w:eastAsia="Consolas"/>
-          <w:color w:val="D4D4D4"/>
+        <w:t xml:space="preserve">(</w:t>
+      </w:r>
+      <w:r>
+        <w:rPr>
+          <w:rFonts w:ascii="Consolas" w:hAnsi="Consolas"/>
+          <w:color w:val="795E26"/>
           <w:sz w:val="16"/>
         </w:rPr>
-        <w:t>)</w:t>
-      </w:r>
-      <w:r>
-        <w:rPr>
-          <w:rFonts w:ascii="Consolas" w:hAnsi="Consolas" w:eastAsia="Consolas"/>
-          <w:color w:val="D4D4D4"/>
+        <w:t xml:space="preserve">route</w:t>
+      </w:r>
+      <w:r>
+        <w:rPr>
+          <w:rFonts w:ascii="Consolas" w:hAnsi="Consolas"/>
+          <w:color w:val="262626"/>
           <w:sz w:val="16"/>
         </w:rPr>
-        <w:t>-</w:t>
-      </w:r>
-      <w:r>
-        <w:rPr>
-          <w:rFonts w:ascii="Consolas" w:hAnsi="Consolas" w:eastAsia="Consolas"/>
-          <w:color w:val="D4D4D4"/>
+        <w:t xml:space="preserve">(</w:t>
+      </w:r>
+      <w:r>
+        <w:rPr>
+          <w:rFonts w:ascii="Consolas" w:hAnsi="Consolas"/>
+          <w:color w:val="00733B"/>
           <w:sz w:val="16"/>
         </w:rPr>
-        <w:t>&gt;</w:t>
-      </w:r>
-      <w:r>
-        <w:rPr>
-          <w:rFonts w:ascii="Consolas" w:hAnsi="Consolas" w:eastAsia="Consolas"/>
-          <w:color w:val="DCDCAA"/>
+        <w:t xml:space="preserve">'tenant.menus.show'</w:t>
+      </w:r>
+      <w:r>
+        <w:rPr>
+          <w:rFonts w:ascii="Consolas" w:hAnsi="Consolas"/>
+          <w:color w:val="262626"/>
           <w:sz w:val="16"/>
         </w:rPr>
-        <w:t>create</w:t>
-      </w:r>
-      <w:r>
-        <w:rPr>
-          <w:rFonts w:ascii="Consolas" w:hAnsi="Consolas" w:eastAsia="Consolas"/>
-          <w:color w:val="D4D4D4"/>
+        <w:t xml:space="preserve">, </w:t>
+      </w:r>
+      <w:r>
+        <w:rPr>
+          <w:rFonts w:ascii="Consolas" w:hAnsi="Consolas"/>
+          <w:color w:val="660E7A"/>
           <w:sz w:val="16"/>
         </w:rPr>
-        <w:t>(</w:t>
-      </w:r>
-      <w:r>
-        <w:rPr>
-          <w:rFonts w:ascii="Consolas" w:hAnsi="Consolas" w:eastAsia="Consolas"/>
-          <w:color w:val="D4D4D4"/>
+        <w:t xml:space="preserve">$menuB</w:t>
+      </w:r>
+      <w:r>
+        <w:rPr>
+          <w:rFonts w:ascii="Consolas" w:hAnsi="Consolas"/>
+          <w:color w:val="262626"/>
           <w:sz w:val="16"/>
         </w:rPr>
-        <w:t>)</w:t>
-      </w:r>
-      <w:r>
-        <w:rPr>
-          <w:rFonts w:ascii="Consolas" w:hAnsi="Consolas" w:eastAsia="Consolas"/>
-          <w:color w:val="D4D4D4"/>
+        <w:t xml:space="preserve">))</w:t>
+      </w:r>
+      <w:r>
+        <w:br/>
+      </w:r>
+      <w:r>
+        <w:rPr>
+          <w:rFonts w:ascii="Consolas" w:hAnsi="Consolas"/>
+          <w:color w:val="262626"/>
           <w:sz w:val="16"/>
         </w:rPr>
-        <w:t>;</w:t>
-      </w:r>
-      <w:r>
-        <w:rPr>
-          <w:rFonts w:ascii="Consolas" w:hAnsi="Consolas" w:eastAsia="Consolas"/>
-          <w:color w:val="D4D4D4"/>
+        <w:t xml:space="preserve">        -&gt;</w:t>
+      </w:r>
+      <w:r>
+        <w:rPr>
+          <w:rFonts w:ascii="Consolas" w:hAnsi="Consolas"/>
+          <w:color w:val="795E26"/>
           <w:sz w:val="16"/>
         </w:rPr>
+        <w:t xml:space="preserve">assertNotFound</w:t>
+      </w:r>
+      <w:r>
+        <w:rPr>
+          <w:rFonts w:ascii="Consolas" w:hAnsi="Consolas"/>
+          <w:color w:val="262626"/>
+          <w:sz w:val="16"/>
+        </w:rPr>
+        <w:t xml:space="preserve">();</w:t>
+      </w:r>
+      <w:r>
         <w:br/>
+      </w:r>
+      <w:r>
+        <w:br/>
+      </w:r>
+      <w:r>
+        <w:rPr>
+          <w:rFonts w:ascii="Consolas" w:hAnsi="Consolas"/>
+          <w:color w:val="262626"/>
+          <w:sz w:val="16"/>
+        </w:rPr>
         <w:t xml:space="preserve">    </w:t>
       </w:r>
       <w:r>
         <w:rPr>
-          <w:rFonts w:ascii="Consolas" w:hAnsi="Consolas" w:eastAsia="Consolas"/>
-          <w:color w:val="9CDCFE"/>
+          <w:rFonts w:ascii="Consolas" w:hAnsi="Consolas"/>
+          <w:color w:val="660E7A"/>
           <w:sz w:val="16"/>
         </w:rPr>
-        <w:t>$menuB</w:t>
-      </w:r>
-      <w:r>
-        <w:rPr>
-          <w:rFonts w:ascii="Consolas" w:hAnsi="Consolas" w:eastAsia="Consolas"/>
-          <w:color w:val="D4D4D4"/>
+        <w:t xml:space="preserve">$this</w:t>
+      </w:r>
+      <w:r>
+        <w:rPr>
+          <w:rFonts w:ascii="Consolas" w:hAnsi="Consolas"/>
+          <w:color w:val="262626"/>
           <w:sz w:val="16"/>
         </w:rPr>
-        <w:t xml:space="preserve"> </w:t>
-      </w:r>
-      <w:r>
-        <w:rPr>
-          <w:rFonts w:ascii="Consolas" w:hAnsi="Consolas" w:eastAsia="Consolas"/>
-          <w:color w:val="D4D4D4"/>
+        <w:t xml:space="preserve">-&gt;</w:t>
+      </w:r>
+      <w:r>
+        <w:rPr>
+          <w:rFonts w:ascii="Consolas" w:hAnsi="Consolas"/>
+          <w:color w:val="795E26"/>
           <w:sz w:val="16"/>
         </w:rPr>
-        <w:t>=</w:t>
-      </w:r>
-      <w:r>
-        <w:rPr>
-          <w:rFonts w:ascii="Consolas" w:hAnsi="Consolas" w:eastAsia="Consolas"/>
-          <w:color w:val="D4D4D4"/>
+        <w:t xml:space="preserve">assertDatabaseHas</w:t>
+      </w:r>
+      <w:r>
+        <w:rPr>
+          <w:rFonts w:ascii="Consolas" w:hAnsi="Consolas"/>
+          <w:color w:val="262626"/>
           <w:sz w:val="16"/>
         </w:rPr>
-        <w:t xml:space="preserve"> </w:t>
-      </w:r>
-      <w:r>
-        <w:rPr>
-          <w:rFonts w:ascii="Consolas" w:hAnsi="Consolas" w:eastAsia="Consolas"/>
-          <w:color w:val="4EC9B0"/>
+        <w:t xml:space="preserve">(</w:t>
+      </w:r>
+      <w:r>
+        <w:rPr>
+          <w:rFonts w:ascii="Consolas" w:hAnsi="Consolas"/>
+          <w:color w:val="00733B"/>
           <w:sz w:val="16"/>
         </w:rPr>
-        <w:t>Menu</w:t>
-      </w:r>
-      <w:r>
-        <w:rPr>
-          <w:rFonts w:ascii="Consolas" w:hAnsi="Consolas" w:eastAsia="Consolas"/>
-          <w:color w:val="D4D4D4"/>
+        <w:t xml:space="preserve">'menus'</w:t>
+      </w:r>
+      <w:r>
+        <w:rPr>
+          <w:rFonts w:ascii="Consolas" w:hAnsi="Consolas"/>
+          <w:color w:val="262626"/>
           <w:sz w:val="16"/>
         </w:rPr>
-        <w:t>:</w:t>
-      </w:r>
-      <w:r>
-        <w:rPr>
-          <w:rFonts w:ascii="Consolas" w:hAnsi="Consolas" w:eastAsia="Consolas"/>
-          <w:color w:val="D4D4D4"/>
+        <w:t xml:space="preserve">, [</w:t>
+      </w:r>
+      <w:r>
+        <w:br/>
+      </w:r>
+      <w:r>
+        <w:rPr>
+          <w:rFonts w:ascii="Consolas" w:hAnsi="Consolas"/>
+          <w:color w:val="262626"/>
           <w:sz w:val="16"/>
         </w:rPr>
-        <w:t>:</w:t>
-      </w:r>
-      <w:r>
-        <w:rPr>
-          <w:rFonts w:ascii="Consolas" w:hAnsi="Consolas" w:eastAsia="Consolas"/>
-          <w:color w:val="DCDCAA"/>
+        <w:t xml:space="preserve">        </w:t>
+      </w:r>
+      <w:r>
+        <w:rPr>
+          <w:rFonts w:ascii="Consolas" w:hAnsi="Consolas"/>
+          <w:color w:val="00733B"/>
           <w:sz w:val="16"/>
         </w:rPr>
-        <w:t>factory</w:t>
-      </w:r>
-      <w:r>
-        <w:rPr>
-          <w:rFonts w:ascii="Consolas" w:hAnsi="Consolas" w:eastAsia="Consolas"/>
-          <w:color w:val="D4D4D4"/>
+        <w:t xml:space="preserve">'id'</w:t>
+      </w:r>
+      <w:r>
+        <w:rPr>
+          <w:rFonts w:ascii="Consolas" w:hAnsi="Consolas"/>
+          <w:color w:val="262626"/>
           <w:sz w:val="16"/>
         </w:rPr>
-        <w:t>(</w:t>
-      </w:r>
-      <w:r>
-        <w:rPr>
-          <w:rFonts w:ascii="Consolas" w:hAnsi="Consolas" w:eastAsia="Consolas"/>
-          <w:color w:val="D4D4D4"/>
+        <w:t xml:space="preserve"> =&gt; </w:t>
+      </w:r>
+      <w:r>
+        <w:rPr>
+          <w:rFonts w:ascii="Consolas" w:hAnsi="Consolas"/>
+          <w:color w:val="660E7A"/>
           <w:sz w:val="16"/>
         </w:rPr>
-        <w:t>)</w:t>
-      </w:r>
-      <w:r>
-        <w:rPr>
-          <w:rFonts w:ascii="Consolas" w:hAnsi="Consolas" w:eastAsia="Consolas"/>
-          <w:color w:val="D4D4D4"/>
+        <w:t xml:space="preserve">$menuB</w:t>
+      </w:r>
+      <w:r>
+        <w:rPr>
+          <w:rFonts w:ascii="Consolas" w:hAnsi="Consolas"/>
+          <w:color w:val="262626"/>
           <w:sz w:val="16"/>
         </w:rPr>
-        <w:t>-</w:t>
-      </w:r>
-      <w:r>
-        <w:rPr>
-          <w:rFonts w:ascii="Consolas" w:hAnsi="Consolas" w:eastAsia="Consolas"/>
-          <w:color w:val="D4D4D4"/>
+        <w:t xml:space="preserve">-&gt;</w:t>
+      </w:r>
+      <w:r>
+        <w:rPr>
+          <w:rFonts w:ascii="Consolas" w:hAnsi="Consolas"/>
+          <w:color w:val="660E7A"/>
           <w:sz w:val="16"/>
         </w:rPr>
-        <w:t>&gt;</w:t>
-      </w:r>
-      <w:r>
-        <w:rPr>
-          <w:rFonts w:ascii="Consolas" w:hAnsi="Consolas" w:eastAsia="Consolas"/>
-          <w:color w:val="569CD6"/>
+        <w:t xml:space="preserve">id</w:t>
+      </w:r>
+      <w:r>
+        <w:rPr>
+          <w:rFonts w:ascii="Consolas" w:hAnsi="Consolas"/>
+          <w:color w:val="262626"/>
           <w:sz w:val="16"/>
         </w:rPr>
-        <w:t>for</w:t>
-      </w:r>
-      <w:r>
-        <w:rPr>
-          <w:rFonts w:ascii="Consolas" w:hAnsi="Consolas" w:eastAsia="Consolas"/>
-          <w:color w:val="D4D4D4"/>
+        <w:t xml:space="preserve">,</w:t>
+      </w:r>
+      <w:r>
+        <w:br/>
+      </w:r>
+      <w:r>
+        <w:rPr>
+          <w:rFonts w:ascii="Consolas" w:hAnsi="Consolas"/>
+          <w:color w:val="262626"/>
           <w:sz w:val="16"/>
         </w:rPr>
-        <w:t>(</w:t>
-      </w:r>
-      <w:r>
-        <w:rPr>
-          <w:rFonts w:ascii="Consolas" w:hAnsi="Consolas" w:eastAsia="Consolas"/>
-          <w:color w:val="9CDCFE"/>
+        <w:t xml:space="preserve">        </w:t>
+      </w:r>
+      <w:r>
+        <w:rPr>
+          <w:rFonts w:ascii="Consolas" w:hAnsi="Consolas"/>
+          <w:color w:val="00733B"/>
           <w:sz w:val="16"/>
         </w:rPr>
-        <w:t>$tenantB</w:t>
-      </w:r>
-      <w:r>
-        <w:rPr>
-          <w:rFonts w:ascii="Consolas" w:hAnsi="Consolas" w:eastAsia="Consolas"/>
-          <w:color w:val="D4D4D4"/>
+        <w:t xml:space="preserve">'tenant_id'</w:t>
+      </w:r>
+      <w:r>
+        <w:rPr>
+          <w:rFonts w:ascii="Consolas" w:hAnsi="Consolas"/>
+          <w:color w:val="262626"/>
           <w:sz w:val="16"/>
         </w:rPr>
-        <w:t>)</w:t>
-      </w:r>
-      <w:r>
-        <w:rPr>
-          <w:rFonts w:ascii="Consolas" w:hAnsi="Consolas" w:eastAsia="Consolas"/>
-          <w:color w:val="D4D4D4"/>
+        <w:t xml:space="preserve"> =&gt; </w:t>
+      </w:r>
+      <w:r>
+        <w:rPr>
+          <w:rFonts w:ascii="Consolas" w:hAnsi="Consolas"/>
+          <w:color w:val="660E7A"/>
           <w:sz w:val="16"/>
         </w:rPr>
-        <w:t>-</w:t>
-      </w:r>
-      <w:r>
-        <w:rPr>
-          <w:rFonts w:ascii="Consolas" w:hAnsi="Consolas" w:eastAsia="Consolas"/>
-          <w:color w:val="D4D4D4"/>
+        <w:t xml:space="preserve">$tenantB</w:t>
+      </w:r>
+      <w:r>
+        <w:rPr>
+          <w:rFonts w:ascii="Consolas" w:hAnsi="Consolas"/>
+          <w:color w:val="262626"/>
           <w:sz w:val="16"/>
         </w:rPr>
-        <w:t>&gt;</w:t>
-      </w:r>
-      <w:r>
-        <w:rPr>
-          <w:rFonts w:ascii="Consolas" w:hAnsi="Consolas" w:eastAsia="Consolas"/>
-          <w:color w:val="DCDCAA"/>
+        <w:t xml:space="preserve">-&gt;</w:t>
+      </w:r>
+      <w:r>
+        <w:rPr>
+          <w:rFonts w:ascii="Consolas" w:hAnsi="Consolas"/>
+          <w:color w:val="660E7A"/>
           <w:sz w:val="16"/>
         </w:rPr>
-        <w:t>create</w:t>
-      </w:r>
-      <w:r>
-        <w:rPr>
-          <w:rFonts w:ascii="Consolas" w:hAnsi="Consolas" w:eastAsia="Consolas"/>
-          <w:color w:val="D4D4D4"/>
+        <w:t xml:space="preserve">id</w:t>
+      </w:r>
+      <w:r>
+        <w:rPr>
+          <w:rFonts w:ascii="Consolas" w:hAnsi="Consolas"/>
+          <w:color w:val="262626"/>
           <w:sz w:val="16"/>
         </w:rPr>
-        <w:t>(</w:t>
-      </w:r>
-      <w:r>
-        <w:rPr>
-          <w:rFonts w:ascii="Consolas" w:hAnsi="Consolas" w:eastAsia="Consolas"/>
-          <w:color w:val="D4D4D4"/>
+        <w:t xml:space="preserve">,</w:t>
+      </w:r>
+      <w:r>
+        <w:br/>
+      </w:r>
+      <w:r>
+        <w:rPr>
+          <w:rFonts w:ascii="Consolas" w:hAnsi="Consolas"/>
+          <w:color w:val="262626"/>
           <w:sz w:val="16"/>
         </w:rPr>
-        <w:t>)</w:t>
-      </w:r>
-      <w:r>
-        <w:rPr>
-          <w:rFonts w:ascii="Consolas" w:hAnsi="Consolas" w:eastAsia="Consolas"/>
-          <w:color w:val="D4D4D4"/>
+        <w:t xml:space="preserve">    ]);</w:t>
+      </w:r>
+      <w:r>
+        <w:br/>
+      </w:r>
+      <w:r>
+        <w:rPr>
+          <w:rFonts w:ascii="Consolas" w:hAnsi="Consolas"/>
+          <w:color w:val="262626"/>
           <w:sz w:val="16"/>
         </w:rPr>
-        <w:t>;</w:t>
-      </w:r>
-      <w:r>
-        <w:rPr>
-          <w:rFonts w:ascii="Consolas" w:hAnsi="Consolas" w:eastAsia="Consolas"/>
-          <w:color w:val="D4D4D4"/>
-          <w:sz w:val="16"/>
-        </w:rPr>
-        <w:br/>
-        <w:br/>
-        <w:t xml:space="preserve">    </w:t>
-      </w:r>
-      <w:r>
-        <w:rPr>
-          <w:rFonts w:ascii="Consolas" w:hAnsi="Consolas" w:eastAsia="Consolas"/>
-          <w:color w:val="9CDCFE"/>
-          <w:sz w:val="16"/>
-        </w:rPr>
-        <w:t>$userA</w:t>
-      </w:r>
-      <w:r>
-        <w:rPr>
-          <w:rFonts w:ascii="Consolas" w:hAnsi="Consolas" w:eastAsia="Consolas"/>
-          <w:color w:val="D4D4D4"/>
-          <w:sz w:val="16"/>
-        </w:rPr>
-        <w:t>-</w:t>
-      </w:r>
-      <w:r>
-        <w:rPr>
-          <w:rFonts w:ascii="Consolas" w:hAnsi="Consolas" w:eastAsia="Consolas"/>
-          <w:color w:val="D4D4D4"/>
-          <w:sz w:val="16"/>
-        </w:rPr>
-        <w:t>&gt;</w:t>
-      </w:r>
-      <w:r>
-        <w:rPr>
-          <w:rFonts w:ascii="Consolas" w:hAnsi="Consolas" w:eastAsia="Consolas"/>
-          <w:color w:val="DCDCAA"/>
-          <w:sz w:val="16"/>
-        </w:rPr>
-        <w:t>tenants</w:t>
-      </w:r>
-      <w:r>
-        <w:rPr>
-          <w:rFonts w:ascii="Consolas" w:hAnsi="Consolas" w:eastAsia="Consolas"/>
-          <w:color w:val="D4D4D4"/>
-          <w:sz w:val="16"/>
-        </w:rPr>
-        <w:t>(</w:t>
-      </w:r>
-      <w:r>
-        <w:rPr>
-          <w:rFonts w:ascii="Consolas" w:hAnsi="Consolas" w:eastAsia="Consolas"/>
-          <w:color w:val="D4D4D4"/>
-          <w:sz w:val="16"/>
-        </w:rPr>
-        <w:t>)</w:t>
-      </w:r>
-      <w:r>
-        <w:rPr>
-          <w:rFonts w:ascii="Consolas" w:hAnsi="Consolas" w:eastAsia="Consolas"/>
-          <w:color w:val="D4D4D4"/>
-          <w:sz w:val="16"/>
-        </w:rPr>
-        <w:t>-</w:t>
-      </w:r>
-      <w:r>
-        <w:rPr>
-          <w:rFonts w:ascii="Consolas" w:hAnsi="Consolas" w:eastAsia="Consolas"/>
-          <w:color w:val="D4D4D4"/>
-          <w:sz w:val="16"/>
-        </w:rPr>
-        <w:t>&gt;</w:t>
-      </w:r>
-      <w:r>
-        <w:rPr>
-          <w:rFonts w:ascii="Consolas" w:hAnsi="Consolas" w:eastAsia="Consolas"/>
-          <w:color w:val="DCDCAA"/>
-          <w:sz w:val="16"/>
-        </w:rPr>
-        <w:t>attach</w:t>
-      </w:r>
-      <w:r>
-        <w:rPr>
-          <w:rFonts w:ascii="Consolas" w:hAnsi="Consolas" w:eastAsia="Consolas"/>
-          <w:color w:val="D4D4D4"/>
-          <w:sz w:val="16"/>
-        </w:rPr>
-        <w:t>(</w:t>
-      </w:r>
-      <w:r>
-        <w:rPr>
-          <w:rFonts w:ascii="Consolas" w:hAnsi="Consolas" w:eastAsia="Consolas"/>
-          <w:color w:val="9CDCFE"/>
-          <w:sz w:val="16"/>
-        </w:rPr>
-        <w:t>$tenantA</w:t>
-      </w:r>
-      <w:r>
-        <w:rPr>
-          <w:rFonts w:ascii="Consolas" w:hAnsi="Consolas" w:eastAsia="Consolas"/>
-          <w:color w:val="D4D4D4"/>
-          <w:sz w:val="16"/>
-        </w:rPr>
-        <w:t>,</w:t>
-      </w:r>
-      <w:r>
-        <w:rPr>
-          <w:rFonts w:ascii="Consolas" w:hAnsi="Consolas" w:eastAsia="Consolas"/>
-          <w:color w:val="D4D4D4"/>
-          <w:sz w:val="16"/>
-        </w:rPr>
-        <w:t xml:space="preserve"> </w:t>
-      </w:r>
-      <w:r>
-        <w:rPr>
-          <w:rFonts w:ascii="Consolas" w:hAnsi="Consolas" w:eastAsia="Consolas"/>
-          <w:color w:val="D4D4D4"/>
-          <w:sz w:val="16"/>
-        </w:rPr>
-        <w:t>[</w:t>
-      </w:r>
-      <w:r>
-        <w:rPr>
-          <w:rFonts w:ascii="Consolas" w:hAnsi="Consolas" w:eastAsia="Consolas"/>
-          <w:color w:val="D4D4D4"/>
-          <w:sz w:val="16"/>
-        </w:rPr>
-        <w:br/>
-        <w:t xml:space="preserve">        </w:t>
-      </w:r>
-      <w:r>
-        <w:rPr>
-          <w:rFonts w:ascii="Consolas" w:hAnsi="Consolas" w:eastAsia="Consolas"/>
-          <w:color w:val="CE9178"/>
-          <w:sz w:val="16"/>
-        </w:rPr>
-        <w:t>'role'</w:t>
-      </w:r>
-      <w:r>
-        <w:rPr>
-          <w:rFonts w:ascii="Consolas" w:hAnsi="Consolas" w:eastAsia="Consolas"/>
-          <w:color w:val="D4D4D4"/>
-          <w:sz w:val="16"/>
-        </w:rPr>
-        <w:t xml:space="preserve"> </w:t>
-      </w:r>
-      <w:r>
-        <w:rPr>
-          <w:rFonts w:ascii="Consolas" w:hAnsi="Consolas" w:eastAsia="Consolas"/>
-          <w:color w:val="D4D4D4"/>
-          <w:sz w:val="16"/>
-        </w:rPr>
-        <w:t>=</w:t>
-      </w:r>
-      <w:r>
-        <w:rPr>
-          <w:rFonts w:ascii="Consolas" w:hAnsi="Consolas" w:eastAsia="Consolas"/>
-          <w:color w:val="D4D4D4"/>
-          <w:sz w:val="16"/>
-        </w:rPr>
-        <w:t>&gt;</w:t>
-      </w:r>
-      <w:r>
-        <w:rPr>
-          <w:rFonts w:ascii="Consolas" w:hAnsi="Consolas" w:eastAsia="Consolas"/>
-          <w:color w:val="D4D4D4"/>
-          <w:sz w:val="16"/>
-        </w:rPr>
-        <w:t xml:space="preserve"> </w:t>
-      </w:r>
-      <w:r>
-        <w:rPr>
-          <w:rFonts w:ascii="Consolas" w:hAnsi="Consolas" w:eastAsia="Consolas"/>
-          <w:color w:val="CE9178"/>
-          <w:sz w:val="16"/>
-        </w:rPr>
-        <w:t>'operator'</w:t>
-      </w:r>
-      <w:r>
-        <w:rPr>
-          <w:rFonts w:ascii="Consolas" w:hAnsi="Consolas" w:eastAsia="Consolas"/>
-          <w:color w:val="D4D4D4"/>
-          <w:sz w:val="16"/>
-        </w:rPr>
-        <w:t>,</w:t>
-      </w:r>
-      <w:r>
-        <w:rPr>
-          <w:rFonts w:ascii="Consolas" w:hAnsi="Consolas" w:eastAsia="Consolas"/>
-          <w:color w:val="D4D4D4"/>
-          <w:sz w:val="16"/>
-        </w:rPr>
-        <w:br/>
-        <w:t xml:space="preserve">    </w:t>
-      </w:r>
-      <w:r>
-        <w:rPr>
-          <w:rFonts w:ascii="Consolas" w:hAnsi="Consolas" w:eastAsia="Consolas"/>
-          <w:color w:val="D4D4D4"/>
-          <w:sz w:val="16"/>
-        </w:rPr>
-        <w:t>]</w:t>
-      </w:r>
-      <w:r>
-        <w:rPr>
-          <w:rFonts w:ascii="Consolas" w:hAnsi="Consolas" w:eastAsia="Consolas"/>
-          <w:color w:val="D4D4D4"/>
-          <w:sz w:val="16"/>
-        </w:rPr>
-        <w:t>)</w:t>
-      </w:r>
-      <w:r>
-        <w:rPr>
-          <w:rFonts w:ascii="Consolas" w:hAnsi="Consolas" w:eastAsia="Consolas"/>
-          <w:color w:val="D4D4D4"/>
-          <w:sz w:val="16"/>
-        </w:rPr>
-        <w:t>;</w:t>
-      </w:r>
-      <w:r>
-        <w:rPr>
-          <w:rFonts w:ascii="Consolas" w:hAnsi="Consolas" w:eastAsia="Consolas"/>
-          <w:color w:val="D4D4D4"/>
-          <w:sz w:val="16"/>
-        </w:rPr>
-        <w:br/>
-        <w:br/>
-        <w:t xml:space="preserve">    </w:t>
-      </w:r>
-      <w:r>
-        <w:rPr>
-          <w:rFonts w:ascii="Consolas" w:hAnsi="Consolas" w:eastAsia="Consolas"/>
-          <w:color w:val="9CDCFE"/>
-          <w:sz w:val="16"/>
-        </w:rPr>
-        <w:t>$this</w:t>
-      </w:r>
-      <w:r>
-        <w:rPr>
-          <w:rFonts w:ascii="Consolas" w:hAnsi="Consolas" w:eastAsia="Consolas"/>
-          <w:color w:val="D4D4D4"/>
-          <w:sz w:val="16"/>
-        </w:rPr>
-        <w:t>-</w:t>
-      </w:r>
-      <w:r>
-        <w:rPr>
-          <w:rFonts w:ascii="Consolas" w:hAnsi="Consolas" w:eastAsia="Consolas"/>
-          <w:color w:val="D4D4D4"/>
-          <w:sz w:val="16"/>
-        </w:rPr>
-        <w:t>&gt;</w:t>
-      </w:r>
-      <w:r>
-        <w:rPr>
-          <w:rFonts w:ascii="Consolas" w:hAnsi="Consolas" w:eastAsia="Consolas"/>
-          <w:color w:val="DCDCAA"/>
-          <w:sz w:val="16"/>
-        </w:rPr>
-        <w:t>actingAs</w:t>
-      </w:r>
-      <w:r>
-        <w:rPr>
-          <w:rFonts w:ascii="Consolas" w:hAnsi="Consolas" w:eastAsia="Consolas"/>
-          <w:color w:val="D4D4D4"/>
-          <w:sz w:val="16"/>
-        </w:rPr>
-        <w:t>(</w:t>
-      </w:r>
-      <w:r>
-        <w:rPr>
-          <w:rFonts w:ascii="Consolas" w:hAnsi="Consolas" w:eastAsia="Consolas"/>
-          <w:color w:val="9CDCFE"/>
-          <w:sz w:val="16"/>
-        </w:rPr>
-        <w:t>$userA</w:t>
-      </w:r>
-      <w:r>
-        <w:rPr>
-          <w:rFonts w:ascii="Consolas" w:hAnsi="Consolas" w:eastAsia="Consolas"/>
-          <w:color w:val="D4D4D4"/>
-          <w:sz w:val="16"/>
-        </w:rPr>
-        <w:t>)</w:t>
-      </w:r>
-      <w:r>
-        <w:rPr>
-          <w:rFonts w:ascii="Consolas" w:hAnsi="Consolas" w:eastAsia="Consolas"/>
-          <w:color w:val="D4D4D4"/>
-          <w:sz w:val="16"/>
-        </w:rPr>
-        <w:br/>
-        <w:t xml:space="preserve">        </w:t>
-      </w:r>
-      <w:r>
-        <w:rPr>
-          <w:rFonts w:ascii="Consolas" w:hAnsi="Consolas" w:eastAsia="Consolas"/>
-          <w:color w:val="D4D4D4"/>
-          <w:sz w:val="16"/>
-        </w:rPr>
-        <w:t>-</w:t>
-      </w:r>
-      <w:r>
-        <w:rPr>
-          <w:rFonts w:ascii="Consolas" w:hAnsi="Consolas" w:eastAsia="Consolas"/>
-          <w:color w:val="D4D4D4"/>
-          <w:sz w:val="16"/>
-        </w:rPr>
-        <w:t>&gt;</w:t>
-      </w:r>
-      <w:r>
-        <w:rPr>
-          <w:rFonts w:ascii="Consolas" w:hAnsi="Consolas" w:eastAsia="Consolas"/>
-          <w:color w:val="DCDCAA"/>
-          <w:sz w:val="16"/>
-        </w:rPr>
-        <w:t>get</w:t>
-      </w:r>
-      <w:r>
-        <w:rPr>
-          <w:rFonts w:ascii="Consolas" w:hAnsi="Consolas" w:eastAsia="Consolas"/>
-          <w:color w:val="D4D4D4"/>
-          <w:sz w:val="16"/>
-        </w:rPr>
-        <w:t>(</w:t>
-      </w:r>
-      <w:r>
-        <w:rPr>
-          <w:rFonts w:ascii="Consolas" w:hAnsi="Consolas" w:eastAsia="Consolas"/>
-          <w:color w:val="DCDCAA"/>
-          <w:sz w:val="16"/>
-        </w:rPr>
-        <w:t>route</w:t>
-      </w:r>
-      <w:r>
-        <w:rPr>
-          <w:rFonts w:ascii="Consolas" w:hAnsi="Consolas" w:eastAsia="Consolas"/>
-          <w:color w:val="D4D4D4"/>
-          <w:sz w:val="16"/>
-        </w:rPr>
-        <w:t>(</w:t>
-      </w:r>
-      <w:r>
-        <w:rPr>
-          <w:rFonts w:ascii="Consolas" w:hAnsi="Consolas" w:eastAsia="Consolas"/>
-          <w:color w:val="CE9178"/>
-          <w:sz w:val="16"/>
-        </w:rPr>
-        <w:t>'tenant.menus.show'</w:t>
-      </w:r>
-      <w:r>
-        <w:rPr>
-          <w:rFonts w:ascii="Consolas" w:hAnsi="Consolas" w:eastAsia="Consolas"/>
-          <w:color w:val="D4D4D4"/>
-          <w:sz w:val="16"/>
-        </w:rPr>
-        <w:t>,</w:t>
-      </w:r>
-      <w:r>
-        <w:rPr>
-          <w:rFonts w:ascii="Consolas" w:hAnsi="Consolas" w:eastAsia="Consolas"/>
-          <w:color w:val="D4D4D4"/>
-          <w:sz w:val="16"/>
-        </w:rPr>
-        <w:t xml:space="preserve"> </w:t>
-      </w:r>
-      <w:r>
-        <w:rPr>
-          <w:rFonts w:ascii="Consolas" w:hAnsi="Consolas" w:eastAsia="Consolas"/>
-          <w:color w:val="9CDCFE"/>
-          <w:sz w:val="16"/>
-        </w:rPr>
-        <w:t>$menuB</w:t>
-      </w:r>
-      <w:r>
-        <w:rPr>
-          <w:rFonts w:ascii="Consolas" w:hAnsi="Consolas" w:eastAsia="Consolas"/>
-          <w:color w:val="D4D4D4"/>
-          <w:sz w:val="16"/>
-        </w:rPr>
-        <w:t>)</w:t>
-      </w:r>
-      <w:r>
-        <w:rPr>
-          <w:rFonts w:ascii="Consolas" w:hAnsi="Consolas" w:eastAsia="Consolas"/>
-          <w:color w:val="D4D4D4"/>
-          <w:sz w:val="16"/>
-        </w:rPr>
-        <w:t>)</w:t>
-      </w:r>
-      <w:r>
-        <w:rPr>
-          <w:rFonts w:ascii="Consolas" w:hAnsi="Consolas" w:eastAsia="Consolas"/>
-          <w:color w:val="D4D4D4"/>
-          <w:sz w:val="16"/>
-        </w:rPr>
-        <w:br/>
-        <w:t xml:space="preserve">        </w:t>
-      </w:r>
-      <w:r>
-        <w:rPr>
-          <w:rFonts w:ascii="Consolas" w:hAnsi="Consolas" w:eastAsia="Consolas"/>
-          <w:color w:val="D4D4D4"/>
-          <w:sz w:val="16"/>
-        </w:rPr>
-        <w:t>-</w:t>
-      </w:r>
-      <w:r>
-        <w:rPr>
-          <w:rFonts w:ascii="Consolas" w:hAnsi="Consolas" w:eastAsia="Consolas"/>
-          <w:color w:val="D4D4D4"/>
-          <w:sz w:val="16"/>
-        </w:rPr>
-        <w:t>&gt;</w:t>
-      </w:r>
-      <w:r>
-        <w:rPr>
-          <w:rFonts w:ascii="Consolas" w:hAnsi="Consolas" w:eastAsia="Consolas"/>
-          <w:color w:val="DCDCAA"/>
-          <w:sz w:val="16"/>
-        </w:rPr>
-        <w:t>assertNotFound</w:t>
-      </w:r>
-      <w:r>
-        <w:rPr>
-          <w:rFonts w:ascii="Consolas" w:hAnsi="Consolas" w:eastAsia="Consolas"/>
-          <w:color w:val="D4D4D4"/>
-          <w:sz w:val="16"/>
-        </w:rPr>
-        <w:t>(</w:t>
-      </w:r>
-      <w:r>
-        <w:rPr>
-          <w:rFonts w:ascii="Consolas" w:hAnsi="Consolas" w:eastAsia="Consolas"/>
-          <w:color w:val="D4D4D4"/>
-          <w:sz w:val="16"/>
-        </w:rPr>
-        <w:t>)</w:t>
-      </w:r>
-      <w:r>
-        <w:rPr>
-          <w:rFonts w:ascii="Consolas" w:hAnsi="Consolas" w:eastAsia="Consolas"/>
-          <w:color w:val="D4D4D4"/>
-          <w:sz w:val="16"/>
-        </w:rPr>
-        <w:t>;</w:t>
-      </w:r>
-      <w:r>
-        <w:rPr>
-          <w:rFonts w:ascii="Consolas" w:hAnsi="Consolas" w:eastAsia="Consolas"/>
-          <w:color w:val="D4D4D4"/>
-          <w:sz w:val="16"/>
-        </w:rPr>
-        <w:br/>
-        <w:br/>
-        <w:t xml:space="preserve">    </w:t>
-      </w:r>
-      <w:r>
-        <w:rPr>
-          <w:rFonts w:ascii="Consolas" w:hAnsi="Consolas" w:eastAsia="Consolas"/>
-          <w:color w:val="9CDCFE"/>
-          <w:sz w:val="16"/>
-        </w:rPr>
-        <w:t>$this</w:t>
-      </w:r>
-      <w:r>
-        <w:rPr>
-          <w:rFonts w:ascii="Consolas" w:hAnsi="Consolas" w:eastAsia="Consolas"/>
-          <w:color w:val="D4D4D4"/>
-          <w:sz w:val="16"/>
-        </w:rPr>
-        <w:t>-</w:t>
-      </w:r>
-      <w:r>
-        <w:rPr>
-          <w:rFonts w:ascii="Consolas" w:hAnsi="Consolas" w:eastAsia="Consolas"/>
-          <w:color w:val="D4D4D4"/>
-          <w:sz w:val="16"/>
-        </w:rPr>
-        <w:t>&gt;</w:t>
-      </w:r>
-      <w:r>
-        <w:rPr>
-          <w:rFonts w:ascii="Consolas" w:hAnsi="Consolas" w:eastAsia="Consolas"/>
-          <w:color w:val="DCDCAA"/>
-          <w:sz w:val="16"/>
-        </w:rPr>
-        <w:t>assertDatabaseHas</w:t>
-      </w:r>
-      <w:r>
-        <w:rPr>
-          <w:rFonts w:ascii="Consolas" w:hAnsi="Consolas" w:eastAsia="Consolas"/>
-          <w:color w:val="D4D4D4"/>
-          <w:sz w:val="16"/>
-        </w:rPr>
-        <w:t>(</w:t>
-      </w:r>
-      <w:r>
-        <w:rPr>
-          <w:rFonts w:ascii="Consolas" w:hAnsi="Consolas" w:eastAsia="Consolas"/>
-          <w:color w:val="CE9178"/>
-          <w:sz w:val="16"/>
-        </w:rPr>
-        <w:t>'menus'</w:t>
-      </w:r>
-      <w:r>
-        <w:rPr>
-          <w:rFonts w:ascii="Consolas" w:hAnsi="Consolas" w:eastAsia="Consolas"/>
-          <w:color w:val="D4D4D4"/>
-          <w:sz w:val="16"/>
-        </w:rPr>
-        <w:t>,</w:t>
-      </w:r>
-      <w:r>
-        <w:rPr>
-          <w:rFonts w:ascii="Consolas" w:hAnsi="Consolas" w:eastAsia="Consolas"/>
-          <w:color w:val="D4D4D4"/>
-          <w:sz w:val="16"/>
-        </w:rPr>
-        <w:t xml:space="preserve"> </w:t>
-      </w:r>
-      <w:r>
-        <w:rPr>
-          <w:rFonts w:ascii="Consolas" w:hAnsi="Consolas" w:eastAsia="Consolas"/>
-          <w:color w:val="D4D4D4"/>
-          <w:sz w:val="16"/>
-        </w:rPr>
-        <w:t>[</w:t>
-      </w:r>
-      <w:r>
-        <w:rPr>
-          <w:rFonts w:ascii="Consolas" w:hAnsi="Consolas" w:eastAsia="Consolas"/>
-          <w:color w:val="D4D4D4"/>
-          <w:sz w:val="16"/>
-        </w:rPr>
-        <w:br/>
-        <w:t xml:space="preserve">        </w:t>
-      </w:r>
-      <w:r>
-        <w:rPr>
-          <w:rFonts w:ascii="Consolas" w:hAnsi="Consolas" w:eastAsia="Consolas"/>
-          <w:color w:val="CE9178"/>
-          <w:sz w:val="16"/>
-        </w:rPr>
-        <w:t>'id'</w:t>
-      </w:r>
-      <w:r>
-        <w:rPr>
-          <w:rFonts w:ascii="Consolas" w:hAnsi="Consolas" w:eastAsia="Consolas"/>
-          <w:color w:val="D4D4D4"/>
-          <w:sz w:val="16"/>
-        </w:rPr>
-        <w:t xml:space="preserve"> </w:t>
-      </w:r>
-      <w:r>
-        <w:rPr>
-          <w:rFonts w:ascii="Consolas" w:hAnsi="Consolas" w:eastAsia="Consolas"/>
-          <w:color w:val="D4D4D4"/>
-          <w:sz w:val="16"/>
-        </w:rPr>
-        <w:t>=</w:t>
-      </w:r>
-      <w:r>
-        <w:rPr>
-          <w:rFonts w:ascii="Consolas" w:hAnsi="Consolas" w:eastAsia="Consolas"/>
-          <w:color w:val="D4D4D4"/>
-          <w:sz w:val="16"/>
-        </w:rPr>
-        <w:t>&gt;</w:t>
-      </w:r>
-      <w:r>
-        <w:rPr>
-          <w:rFonts w:ascii="Consolas" w:hAnsi="Consolas" w:eastAsia="Consolas"/>
-          <w:color w:val="D4D4D4"/>
-          <w:sz w:val="16"/>
-        </w:rPr>
-        <w:t xml:space="preserve"> </w:t>
-      </w:r>
-      <w:r>
-        <w:rPr>
-          <w:rFonts w:ascii="Consolas" w:hAnsi="Consolas" w:eastAsia="Consolas"/>
-          <w:color w:val="9CDCFE"/>
-          <w:sz w:val="16"/>
-        </w:rPr>
-        <w:t>$menuB</w:t>
-      </w:r>
-      <w:r>
-        <w:rPr>
-          <w:rFonts w:ascii="Consolas" w:hAnsi="Consolas" w:eastAsia="Consolas"/>
-          <w:color w:val="D4D4D4"/>
-          <w:sz w:val="16"/>
-        </w:rPr>
-        <w:t>-</w:t>
-      </w:r>
-      <w:r>
-        <w:rPr>
-          <w:rFonts w:ascii="Consolas" w:hAnsi="Consolas" w:eastAsia="Consolas"/>
-          <w:color w:val="D4D4D4"/>
-          <w:sz w:val="16"/>
-        </w:rPr>
-        <w:t>&gt;</w:t>
-      </w:r>
-      <w:r>
-        <w:rPr>
-          <w:rFonts w:ascii="Consolas" w:hAnsi="Consolas" w:eastAsia="Consolas"/>
-          <w:color w:val="D4D4D4"/>
-          <w:sz w:val="16"/>
-        </w:rPr>
-        <w:t>id</w:t>
-      </w:r>
-      <w:r>
-        <w:rPr>
-          <w:rFonts w:ascii="Consolas" w:hAnsi="Consolas" w:eastAsia="Consolas"/>
-          <w:color w:val="D4D4D4"/>
-          <w:sz w:val="16"/>
-        </w:rPr>
-        <w:t>,</w:t>
-      </w:r>
-      <w:r>
-        <w:rPr>
-          <w:rFonts w:ascii="Consolas" w:hAnsi="Consolas" w:eastAsia="Consolas"/>
-          <w:color w:val="D4D4D4"/>
-          <w:sz w:val="16"/>
-        </w:rPr>
-        <w:br/>
-        <w:t xml:space="preserve">        </w:t>
-      </w:r>
-      <w:r>
-        <w:rPr>
-          <w:rFonts w:ascii="Consolas" w:hAnsi="Consolas" w:eastAsia="Consolas"/>
-          <w:color w:val="CE9178"/>
-          <w:sz w:val="16"/>
-        </w:rPr>
-        <w:t>'tenant_id'</w:t>
-      </w:r>
-      <w:r>
-        <w:rPr>
-          <w:rFonts w:ascii="Consolas" w:hAnsi="Consolas" w:eastAsia="Consolas"/>
-          <w:color w:val="D4D4D4"/>
-          <w:sz w:val="16"/>
-        </w:rPr>
-        <w:t xml:space="preserve"> </w:t>
-      </w:r>
-      <w:r>
-        <w:rPr>
-          <w:rFonts w:ascii="Consolas" w:hAnsi="Consolas" w:eastAsia="Consolas"/>
-          <w:color w:val="D4D4D4"/>
-          <w:sz w:val="16"/>
-        </w:rPr>
-        <w:t>=</w:t>
-      </w:r>
-      <w:r>
-        <w:rPr>
-          <w:rFonts w:ascii="Consolas" w:hAnsi="Consolas" w:eastAsia="Consolas"/>
-          <w:color w:val="D4D4D4"/>
-          <w:sz w:val="16"/>
-        </w:rPr>
-        <w:t>&gt;</w:t>
-      </w:r>
-      <w:r>
-        <w:rPr>
-          <w:rFonts w:ascii="Consolas" w:hAnsi="Consolas" w:eastAsia="Consolas"/>
-          <w:color w:val="D4D4D4"/>
-          <w:sz w:val="16"/>
-        </w:rPr>
-        <w:t xml:space="preserve"> </w:t>
-      </w:r>
-      <w:r>
-        <w:rPr>
-          <w:rFonts w:ascii="Consolas" w:hAnsi="Consolas" w:eastAsia="Consolas"/>
-          <w:color w:val="9CDCFE"/>
-          <w:sz w:val="16"/>
-        </w:rPr>
-        <w:t>$tenantB</w:t>
-      </w:r>
-      <w:r>
-        <w:rPr>
-          <w:rFonts w:ascii="Consolas" w:hAnsi="Consolas" w:eastAsia="Consolas"/>
-          <w:color w:val="D4D4D4"/>
-          <w:sz w:val="16"/>
-        </w:rPr>
-        <w:t>-</w:t>
-      </w:r>
-      <w:r>
-        <w:rPr>
-          <w:rFonts w:ascii="Consolas" w:hAnsi="Consolas" w:eastAsia="Consolas"/>
-          <w:color w:val="D4D4D4"/>
-          <w:sz w:val="16"/>
-        </w:rPr>
-        <w:t>&gt;</w:t>
-      </w:r>
-      <w:r>
-        <w:rPr>
-          <w:rFonts w:ascii="Consolas" w:hAnsi="Consolas" w:eastAsia="Consolas"/>
-          <w:color w:val="D4D4D4"/>
-          <w:sz w:val="16"/>
-        </w:rPr>
-        <w:t>id</w:t>
-      </w:r>
-      <w:r>
-        <w:rPr>
-          <w:rFonts w:ascii="Consolas" w:hAnsi="Consolas" w:eastAsia="Consolas"/>
-          <w:color w:val="D4D4D4"/>
-          <w:sz w:val="16"/>
-        </w:rPr>
-        <w:t>,</w:t>
-      </w:r>
-      <w:r>
-        <w:rPr>
-          <w:rFonts w:ascii="Consolas" w:hAnsi="Consolas" w:eastAsia="Consolas"/>
-          <w:color w:val="D4D4D4"/>
-          <w:sz w:val="16"/>
-        </w:rPr>
-        <w:br/>
-        <w:t xml:space="preserve">    </w:t>
-      </w:r>
-      <w:r>
-        <w:rPr>
-          <w:rFonts w:ascii="Consolas" w:hAnsi="Consolas" w:eastAsia="Consolas"/>
-          <w:color w:val="D4D4D4"/>
-          <w:sz w:val="16"/>
-        </w:rPr>
-        <w:t>]</w:t>
-      </w:r>
-      <w:r>
-        <w:rPr>
-          <w:rFonts w:ascii="Consolas" w:hAnsi="Consolas" w:eastAsia="Consolas"/>
-          <w:color w:val="D4D4D4"/>
-          <w:sz w:val="16"/>
-        </w:rPr>
-        <w:t>)</w:t>
-      </w:r>
-      <w:r>
-        <w:rPr>
-          <w:rFonts w:ascii="Consolas" w:hAnsi="Consolas" w:eastAsia="Consolas"/>
-          <w:color w:val="D4D4D4"/>
-          <w:sz w:val="16"/>
-        </w:rPr>
-        <w:t>;</w:t>
-      </w:r>
-      <w:r>
-        <w:rPr>
-          <w:rFonts w:ascii="Consolas" w:hAnsi="Consolas" w:eastAsia="Consolas"/>
-          <w:color w:val="D4D4D4"/>
-          <w:sz w:val="16"/>
-        </w:rPr>
-        <w:br/>
-      </w:r>
-      <w:r>
-        <w:rPr>
-          <w:rFonts w:ascii="Consolas" w:hAnsi="Consolas" w:eastAsia="Consolas"/>
-          <w:color w:val="D4D4D4"/>
-          <w:sz w:val="16"/>
-        </w:rPr>
-        <w:t>}</w:t>
-      </w:r>
-      <w:r>
-        <w:rPr>
-          <w:rFonts w:ascii="Consolas" w:hAnsi="Consolas" w:eastAsia="Consolas"/>
-          <w:color w:val="D4D4D4"/>
-          <w:sz w:val="16"/>
-        </w:rPr>
-        <w:t>)</w:t>
-      </w:r>
-      <w:r>
-        <w:rPr>
-          <w:rFonts w:ascii="Consolas" w:hAnsi="Consolas" w:eastAsia="Consolas"/>
-          <w:color w:val="D4D4D4"/>
-          <w:sz w:val="16"/>
-        </w:rPr>
-        <w:t>;</w:t>
+        <w:t xml:space="preserve">});</w:t>
       </w:r>
     </w:p>
     <w:p>
       <w:pPr>
         <w:pStyle w:val="CodeHeader"/>
-        <w:shd w:fill="2D2D30"/>
         <w:keepNext/>
         <w:pBdr>
-          <w:left w:val="single" w:sz="4" w:space="8" w:color="2D2D30"/>
+          <w:left w:val="single" w:sz="12" w:space="8" w:color="B8DDE0"/>
         </w:pBdr>
+        <w:shd w:val="clear" w:color="auto" w:fill="E4EAED"/>
       </w:pPr>
       <w:r>
-        <w:t>LANDASAN TEKNIS — terminal pipeline rilis   •   BASH</w:t>
+        <w:rPr>
+          <w:rFonts w:ascii="Consolas" w:hAnsi="Consolas"/>
+          <w:b/>
+          <w:color w:val="262626"/>
+          <w:sz w:val="16"/>
+        </w:rPr>
+        <w:t xml:space="preserve">LANDASAN TEKNIS — terminal pipeline rilis   •   BASH</w:t>
       </w:r>
     </w:p>
     <w:p>
       <w:pPr>
         <w:pStyle w:val="CodeBlock"/>
-        <w:shd w:fill="1E1E1E"/>
         <w:keepLines/>
         <w:pBdr>
-          <w:left w:val="single" w:sz="4" w:space="8" w:color="1E1E1E"/>
+          <w:left w:val="single" w:sz="12" w:space="8" w:color="B8DDE0"/>
         </w:pBdr>
+        <w:shd w:val="clear" w:color="auto" w:fill="F2F3F7"/>
       </w:pPr>
       <w:r>
         <w:rPr>
-          <w:rFonts w:ascii="Consolas" w:hAnsi="Consolas" w:eastAsia="Consolas"/>
-          <w:color w:val="4EC9B0"/>
+          <w:rFonts w:ascii="Consolas" w:hAnsi="Consolas"/>
+          <w:b/>
+          <w:color w:val="000080"/>
           <w:sz w:val="16"/>
         </w:rPr>
-        <w:t>php</w:t>
-      </w:r>
-      <w:r>
-        <w:rPr>
-          <w:rFonts w:ascii="Consolas" w:hAnsi="Consolas" w:eastAsia="Consolas"/>
-          <w:color w:val="D4D4D4"/>
+        <w:t xml:space="preserve">php</w:t>
+      </w:r>
+      <w:r>
+        <w:rPr>
+          <w:rFonts w:ascii="Consolas" w:hAnsi="Consolas"/>
+          <w:color w:val="262626"/>
           <w:sz w:val="16"/>
         </w:rPr>
+        <w:t xml:space="preserve"> artisan test </w:t>
+      </w:r>
+      <w:r>
+        <w:rPr>
+          <w:rFonts w:ascii="Consolas" w:hAnsi="Consolas"/>
+          <w:color w:val="0073E6"/>
+          <w:sz w:val="16"/>
+        </w:rPr>
+        <w:t xml:space="preserve">--parallel</w:t>
+      </w:r>
+      <w:r>
+        <w:br/>
+      </w:r>
+      <w:r>
+        <w:rPr>
+          <w:rFonts w:ascii="Consolas" w:hAnsi="Consolas"/>
+          <w:b/>
+          <w:color w:val="000080"/>
+          <w:sz w:val="16"/>
+        </w:rPr>
+        <w:t xml:space="preserve">npm</w:t>
+      </w:r>
+      <w:r>
+        <w:rPr>
+          <w:rFonts w:ascii="Consolas" w:hAnsi="Consolas"/>
+          <w:color w:val="262626"/>
+          <w:sz w:val="16"/>
+        </w:rPr>
+        <w:t xml:space="preserve"> run build</w:t>
+      </w:r>
+      <w:r>
+        <w:br/>
+      </w:r>
+      <w:r>
+        <w:rPr>
+          <w:rFonts w:ascii="Consolas" w:hAnsi="Consolas"/>
+          <w:b/>
+          <w:color w:val="000080"/>
+          <w:sz w:val="16"/>
+        </w:rPr>
+        <w:t xml:space="preserve">php</w:t>
+      </w:r>
+      <w:r>
+        <w:rPr>
+          <w:rFonts w:ascii="Consolas" w:hAnsi="Consolas"/>
+          <w:color w:val="262626"/>
+          <w:sz w:val="16"/>
+        </w:rPr>
+        <w:t xml:space="preserve"> artisan migrate </w:t>
+      </w:r>
+      <w:r>
+        <w:rPr>
+          <w:rFonts w:ascii="Consolas" w:hAnsi="Consolas"/>
+          <w:color w:val="0073E6"/>
+          <w:sz w:val="16"/>
+        </w:rPr>
+        <w:t xml:space="preserve">--force</w:t>
+      </w:r>
+      <w:r>
+        <w:br/>
+      </w:r>
+      <w:r>
+        <w:rPr>
+          <w:rFonts w:ascii="Consolas" w:hAnsi="Consolas"/>
+          <w:b/>
+          <w:color w:val="000080"/>
+          <w:sz w:val="16"/>
+        </w:rPr>
+        <w:t xml:space="preserve">php</w:t>
+      </w:r>
+      <w:r>
+        <w:rPr>
+          <w:rFonts w:ascii="Consolas" w:hAnsi="Consolas"/>
+          <w:color w:val="262626"/>
+          <w:sz w:val="16"/>
+        </w:rPr>
+        <w:t xml:space="preserve"> artisan optimize</w:t>
+      </w:r>
+      <w:r>
+        <w:br/>
+      </w:r>
+      <w:r>
+        <w:rPr>
+          <w:rFonts w:ascii="Consolas" w:hAnsi="Consolas"/>
+          <w:b/>
+          <w:color w:val="000080"/>
+          <w:sz w:val="16"/>
+        </w:rPr>
+        <w:t xml:space="preserve">php</w:t>
+      </w:r>
+      <w:r>
+        <w:rPr>
+          <w:rFonts w:ascii="Consolas" w:hAnsi="Consolas"/>
+          <w:color w:val="262626"/>
+          <w:sz w:val="16"/>
+        </w:rPr>
+        <w:t xml:space="preserve"> artisan reload</w:t>
+      </w:r>
+      <w:r>
+        <w:br/>
+      </w:r>
+      <w:r>
+        <w:rPr>
+          <w:rFonts w:ascii="Consolas" w:hAnsi="Consolas"/>
+          <w:b/>
+          <w:color w:val="000080"/>
+          <w:sz w:val="16"/>
+        </w:rPr>
+        <w:t xml:space="preserve">curl</w:t>
+      </w:r>
+      <w:r>
+        <w:rPr>
+          <w:rFonts w:ascii="Consolas" w:hAnsi="Consolas"/>
+          <w:color w:val="262626"/>
+          <w:sz w:val="16"/>
+        </w:rPr>
         <w:t xml:space="preserve"> </w:t>
       </w:r>
       <w:r>
         <w:rPr>
-          <w:rFonts w:ascii="Consolas" w:hAnsi="Consolas" w:eastAsia="Consolas"/>
-          <w:color w:val="D4D4D4"/>
+          <w:rFonts w:ascii="Consolas" w:hAnsi="Consolas"/>
+          <w:color w:val="0073E6"/>
           <w:sz w:val="16"/>
         </w:rPr>
-        <w:t>artisan</w:t>
-      </w:r>
-      <w:r>
-        <w:rPr>
-          <w:rFonts w:ascii="Consolas" w:hAnsi="Consolas" w:eastAsia="Consolas"/>
-          <w:color w:val="D4D4D4"/>
+        <w:t xml:space="preserve">--fail</w:t>
+      </w:r>
+      <w:r>
+        <w:rPr>
+          <w:rFonts w:ascii="Consolas" w:hAnsi="Consolas"/>
+          <w:color w:val="262626"/>
           <w:sz w:val="16"/>
         </w:rPr>
-        <w:t xml:space="preserve"> </w:t>
-      </w:r>
-      <w:r>
-        <w:rPr>
-          <w:rFonts w:ascii="Consolas" w:hAnsi="Consolas" w:eastAsia="Consolas"/>
-          <w:color w:val="D4D4D4"/>
-          <w:sz w:val="16"/>
-        </w:rPr>
-        <w:t>test</w:t>
-      </w:r>
-      <w:r>
-        <w:rPr>
-          <w:rFonts w:ascii="Consolas" w:hAnsi="Consolas" w:eastAsia="Consolas"/>
-          <w:color w:val="D4D4D4"/>
-          <w:sz w:val="16"/>
-        </w:rPr>
-        <w:t xml:space="preserve"> </w:t>
-      </w:r>
-      <w:r>
-        <w:rPr>
-          <w:rFonts w:ascii="Consolas" w:hAnsi="Consolas" w:eastAsia="Consolas"/>
-          <w:color w:val="9CDCFE"/>
-          <w:sz w:val="16"/>
-        </w:rPr>
-        <w:t>--parallel</w:t>
-      </w:r>
-      <w:r>
-        <w:rPr>
-          <w:rFonts w:ascii="Consolas" w:hAnsi="Consolas" w:eastAsia="Consolas"/>
-          <w:color w:val="D4D4D4"/>
-          <w:sz w:val="16"/>
-        </w:rPr>
-        <w:br/>
-      </w:r>
-      <w:r>
-        <w:rPr>
-          <w:rFonts w:ascii="Consolas" w:hAnsi="Consolas" w:eastAsia="Consolas"/>
-          <w:color w:val="4EC9B0"/>
-          <w:sz w:val="16"/>
-        </w:rPr>
-        <w:t>npm</w:t>
-      </w:r>
-      <w:r>
-        <w:rPr>
-          <w:rFonts w:ascii="Consolas" w:hAnsi="Consolas" w:eastAsia="Consolas"/>
-          <w:color w:val="D4D4D4"/>
-          <w:sz w:val="16"/>
-        </w:rPr>
-        <w:t xml:space="preserve"> </w:t>
-      </w:r>
-      <w:r>
-        <w:rPr>
-          <w:rFonts w:ascii="Consolas" w:hAnsi="Consolas" w:eastAsia="Consolas"/>
-          <w:color w:val="D4D4D4"/>
-          <w:sz w:val="16"/>
-        </w:rPr>
-        <w:t>run</w:t>
-      </w:r>
-      <w:r>
-        <w:rPr>
-          <w:rFonts w:ascii="Consolas" w:hAnsi="Consolas" w:eastAsia="Consolas"/>
-          <w:color w:val="D4D4D4"/>
-          <w:sz w:val="16"/>
-        </w:rPr>
-        <w:t xml:space="preserve"> </w:t>
-      </w:r>
-      <w:r>
-        <w:rPr>
-          <w:rFonts w:ascii="Consolas" w:hAnsi="Consolas" w:eastAsia="Consolas"/>
-          <w:color w:val="D4D4D4"/>
-          <w:sz w:val="16"/>
-        </w:rPr>
-        <w:t>build</w:t>
-      </w:r>
-      <w:r>
-        <w:rPr>
-          <w:rFonts w:ascii="Consolas" w:hAnsi="Consolas" w:eastAsia="Consolas"/>
-          <w:color w:val="D4D4D4"/>
-          <w:sz w:val="16"/>
-        </w:rPr>
-        <w:br/>
-      </w:r>
-      <w:r>
-        <w:rPr>
-          <w:rFonts w:ascii="Consolas" w:hAnsi="Consolas" w:eastAsia="Consolas"/>
-          <w:color w:val="4EC9B0"/>
-          <w:sz w:val="16"/>
-        </w:rPr>
-        <w:t>php</w:t>
-      </w:r>
-      <w:r>
-        <w:rPr>
-          <w:rFonts w:ascii="Consolas" w:hAnsi="Consolas" w:eastAsia="Consolas"/>
-          <w:color w:val="D4D4D4"/>
-          <w:sz w:val="16"/>
-        </w:rPr>
-        <w:t xml:space="preserve"> </w:t>
-      </w:r>
-      <w:r>
-        <w:rPr>
-          <w:rFonts w:ascii="Consolas" w:hAnsi="Consolas" w:eastAsia="Consolas"/>
-          <w:color w:val="D4D4D4"/>
-          <w:sz w:val="16"/>
-        </w:rPr>
-        <w:t>artisan</w:t>
-      </w:r>
-      <w:r>
-        <w:rPr>
-          <w:rFonts w:ascii="Consolas" w:hAnsi="Consolas" w:eastAsia="Consolas"/>
-          <w:color w:val="D4D4D4"/>
-          <w:sz w:val="16"/>
-        </w:rPr>
-        <w:t xml:space="preserve"> </w:t>
-      </w:r>
-      <w:r>
-        <w:rPr>
-          <w:rFonts w:ascii="Consolas" w:hAnsi="Consolas" w:eastAsia="Consolas"/>
-          <w:color w:val="D4D4D4"/>
-          <w:sz w:val="16"/>
-        </w:rPr>
-        <w:t>migrate</w:t>
-      </w:r>
-      <w:r>
-        <w:rPr>
-          <w:rFonts w:ascii="Consolas" w:hAnsi="Consolas" w:eastAsia="Consolas"/>
-          <w:color w:val="D4D4D4"/>
-          <w:sz w:val="16"/>
-        </w:rPr>
-        <w:t xml:space="preserve"> </w:t>
-      </w:r>
-      <w:r>
-        <w:rPr>
-          <w:rFonts w:ascii="Consolas" w:hAnsi="Consolas" w:eastAsia="Consolas"/>
-          <w:color w:val="9CDCFE"/>
-          <w:sz w:val="16"/>
-        </w:rPr>
-        <w:t>--force</w:t>
-      </w:r>
-      <w:r>
-        <w:rPr>
-          <w:rFonts w:ascii="Consolas" w:hAnsi="Consolas" w:eastAsia="Consolas"/>
-          <w:color w:val="D4D4D4"/>
-          <w:sz w:val="16"/>
-        </w:rPr>
-        <w:br/>
-      </w:r>
-      <w:r>
-        <w:rPr>
-          <w:rFonts w:ascii="Consolas" w:hAnsi="Consolas" w:eastAsia="Consolas"/>
-          <w:color w:val="4EC9B0"/>
-          <w:sz w:val="16"/>
-        </w:rPr>
-        <w:t>php</w:t>
-      </w:r>
-      <w:r>
-        <w:rPr>
-          <w:rFonts w:ascii="Consolas" w:hAnsi="Consolas" w:eastAsia="Consolas"/>
-          <w:color w:val="D4D4D4"/>
-          <w:sz w:val="16"/>
-        </w:rPr>
-        <w:t xml:space="preserve"> </w:t>
-      </w:r>
-      <w:r>
-        <w:rPr>
-          <w:rFonts w:ascii="Consolas" w:hAnsi="Consolas" w:eastAsia="Consolas"/>
-          <w:color w:val="D4D4D4"/>
-          <w:sz w:val="16"/>
-        </w:rPr>
-        <w:t>artisan</w:t>
-      </w:r>
-      <w:r>
-        <w:rPr>
-          <w:rFonts w:ascii="Consolas" w:hAnsi="Consolas" w:eastAsia="Consolas"/>
-          <w:color w:val="D4D4D4"/>
-          <w:sz w:val="16"/>
-        </w:rPr>
-        <w:t xml:space="preserve"> </w:t>
-      </w:r>
-      <w:r>
-        <w:rPr>
-          <w:rFonts w:ascii="Consolas" w:hAnsi="Consolas" w:eastAsia="Consolas"/>
-          <w:color w:val="D4D4D4"/>
-          <w:sz w:val="16"/>
-        </w:rPr>
-        <w:t>optimize</w:t>
-      </w:r>
-      <w:r>
-        <w:rPr>
-          <w:rFonts w:ascii="Consolas" w:hAnsi="Consolas" w:eastAsia="Consolas"/>
-          <w:color w:val="D4D4D4"/>
-          <w:sz w:val="16"/>
-        </w:rPr>
-        <w:br/>
-      </w:r>
-      <w:r>
-        <w:rPr>
-          <w:rFonts w:ascii="Consolas" w:hAnsi="Consolas" w:eastAsia="Consolas"/>
-          <w:color w:val="4EC9B0"/>
-          <w:sz w:val="16"/>
-        </w:rPr>
-        <w:t>php</w:t>
-      </w:r>
-      <w:r>
-        <w:rPr>
-          <w:rFonts w:ascii="Consolas" w:hAnsi="Consolas" w:eastAsia="Consolas"/>
-          <w:color w:val="D4D4D4"/>
-          <w:sz w:val="16"/>
-        </w:rPr>
-        <w:t xml:space="preserve"> </w:t>
-      </w:r>
-      <w:r>
-        <w:rPr>
-          <w:rFonts w:ascii="Consolas" w:hAnsi="Consolas" w:eastAsia="Consolas"/>
-          <w:color w:val="D4D4D4"/>
-          <w:sz w:val="16"/>
-        </w:rPr>
-        <w:t>artisan</w:t>
-      </w:r>
-      <w:r>
-        <w:rPr>
-          <w:rFonts w:ascii="Consolas" w:hAnsi="Consolas" w:eastAsia="Consolas"/>
-          <w:color w:val="D4D4D4"/>
-          <w:sz w:val="16"/>
-        </w:rPr>
-        <w:t xml:space="preserve"> </w:t>
-      </w:r>
-      <w:r>
-        <w:rPr>
-          <w:rFonts w:ascii="Consolas" w:hAnsi="Consolas" w:eastAsia="Consolas"/>
-          <w:color w:val="D4D4D4"/>
-          <w:sz w:val="16"/>
-        </w:rPr>
-        <w:t>reload</w:t>
-      </w:r>
-      <w:r>
-        <w:rPr>
-          <w:rFonts w:ascii="Consolas" w:hAnsi="Consolas" w:eastAsia="Consolas"/>
-          <w:color w:val="D4D4D4"/>
-          <w:sz w:val="16"/>
-        </w:rPr>
-        <w:br/>
-      </w:r>
-      <w:r>
-        <w:rPr>
-          <w:rFonts w:ascii="Consolas" w:hAnsi="Consolas" w:eastAsia="Consolas"/>
-          <w:color w:val="4EC9B0"/>
-          <w:sz w:val="16"/>
-        </w:rPr>
-        <w:t>curl</w:t>
-      </w:r>
-      <w:r>
-        <w:rPr>
-          <w:rFonts w:ascii="Consolas" w:hAnsi="Consolas" w:eastAsia="Consolas"/>
-          <w:color w:val="D4D4D4"/>
-          <w:sz w:val="16"/>
-        </w:rPr>
-        <w:t xml:space="preserve"> </w:t>
-      </w:r>
-      <w:r>
-        <w:rPr>
-          <w:rFonts w:ascii="Consolas" w:hAnsi="Consolas" w:eastAsia="Consolas"/>
-          <w:color w:val="9CDCFE"/>
-          <w:sz w:val="16"/>
-        </w:rPr>
-        <w:t>--fail</w:t>
-      </w:r>
-      <w:r>
-        <w:rPr>
-          <w:rFonts w:ascii="Consolas" w:hAnsi="Consolas" w:eastAsia="Consolas"/>
-          <w:color w:val="D4D4D4"/>
-          <w:sz w:val="16"/>
-        </w:rPr>
-        <w:t xml:space="preserve"> </w:t>
-      </w:r>
-      <w:r>
-        <w:rPr>
-          <w:rFonts w:ascii="Consolas" w:hAnsi="Consolas" w:eastAsia="Consolas"/>
-          <w:color w:val="D4D4D4"/>
-          <w:sz w:val="16"/>
-        </w:rPr>
-        <w:t>https://kantin.example/up</w:t>
+        <w:t xml:space="preserve"> https://kantin.example/up</w:t>
       </w:r>
     </w:p>
     <w:p>
@@ -2979,7 +2235,7 @@
           <w:rFonts w:ascii="Aptos Display" w:hAnsi="Aptos Display"/>
           <w:color w:val="1F2937"/>
         </w:rPr>
-        <w:t>Rencana Waktu 6 Jam</w:t>
+        <w:t>Rencana Waktu — 3 Jam 30 Menit Efektif di Kelas</w:t>
       </w:r>
     </w:p>
     <w:tbl>
@@ -3282,7 +2538,7 @@
                 <w:color w:val="1F2937"/>
                 <w:sz w:val="16"/>
               </w:rPr>
-              <w:t>60</w:t>
+              <w:t>30</w:t>
             </w:r>
           </w:p>
         </w:tc>
@@ -3392,7 +2648,7 @@
                 <w:color w:val="1F2937"/>
                 <w:sz w:val="16"/>
               </w:rPr>
-              <w:t>60</w:t>
+              <w:t>30</w:t>
             </w:r>
           </w:p>
         </w:tc>
@@ -3502,7 +2758,7 @@
                 <w:color w:val="1F2937"/>
                 <w:sz w:val="16"/>
               </w:rPr>
-              <w:t>60</w:t>
+              <w:t>30</w:t>
             </w:r>
           </w:p>
         </w:tc>
@@ -3612,7 +2868,7 @@
                 <w:color w:val="1F2937"/>
                 <w:sz w:val="16"/>
               </w:rPr>
-              <w:t>60</w:t>
+              <w:t>30</w:t>
             </w:r>
           </w:p>
         </w:tc>
@@ -3722,7 +2978,7 @@
                 <w:color w:val="1F2937"/>
                 <w:sz w:val="16"/>
               </w:rPr>
-              <w:t>45</w:t>
+              <w:t>30</w:t>
             </w:r>
           </w:p>
         </w:tc>
@@ -3832,7 +3088,7 @@
                 <w:color w:val="1F2937"/>
                 <w:sz w:val="16"/>
               </w:rPr>
-              <w:t>45</w:t>
+              <w:t>30</w:t>
             </w:r>
           </w:p>
         </w:tc>
@@ -3900,7 +3156,7 @@
         <w:rPr>
           <w:rFonts w:ascii="Aptos" w:hAnsi="Aptos"/>
         </w:rPr>
-        <w:t>Total alokasi: 360 menit.</w:t>
+        <w:t>Total efektif di kelas: 210 menit (7 tahap × 30 menit). Tugas mandiri di luar kelas: hingga 120 menit (2 jam) untuk pekerjaan sejenis yang bersifat mengulang — misalnya bila di kelas membuat CRUD untuk 2 tabel, di luar kelas kerjakan CRUD untuk 3 tabel lainnya.</w:t>
       </w:r>
     </w:p>
     <w:p>
@@ -4096,7 +3352,7 @@
           <w:rFonts w:ascii="Aptos Display" w:hAnsi="Aptos Display"/>
           <w:color w:val="FF2D20"/>
         </w:rPr>
-        <w:t>Tahap 2 — Security regression (60 menit)</w:t>
+        <w:t>Tahap 2 — Security regression (30 menit)</w:t>
       </w:r>
     </w:p>
     <w:p>
@@ -4312,7 +3568,7 @@
           <w:rFonts w:ascii="Aptos Display" w:hAnsi="Aptos Display"/>
           <w:color w:val="FF2D20"/>
         </w:rPr>
-        <w:t>Tahap 3 — Concurrency dan idempotency (60 menit)</w:t>
+        <w:t>Tahap 3 — Concurrency dan idempotency (30 menit)</w:t>
       </w:r>
     </w:p>
     <w:p>
@@ -4501,7 +3757,7 @@
           <w:rFonts w:ascii="Aptos Display" w:hAnsi="Aptos Display"/>
           <w:color w:val="FF2D20"/>
         </w:rPr>
-        <w:t>Tahap 4 — E2E dan performance budget (60 menit)</w:t>
+        <w:t>Tahap 4 — E2E dan performance budget (30 menit)</w:t>
       </w:r>
     </w:p>
     <w:p>
@@ -4690,7 +3946,7 @@
           <w:rFonts w:ascii="Aptos Display" w:hAnsi="Aptos Display"/>
           <w:color w:val="FF2D20"/>
         </w:rPr>
-        <w:t>Tahap 5 — Deployment rehearsal (60 menit)</w:t>
+        <w:t>Tahap 5 — Deployment rehearsal (30 menit)</w:t>
       </w:r>
     </w:p>
     <w:p>
@@ -4896,7 +4152,7 @@
           <w:rFonts w:ascii="Aptos Display" w:hAnsi="Aptos Display"/>
           <w:color w:val="FF2D20"/>
         </w:rPr>
-        <w:t>Tahap 6 — Dokumentasi operasional dan handover (45 menit)</w:t>
+        <w:t>Tahap 6 — Dokumentasi operasional dan handover (30 menit)</w:t>
       </w:r>
     </w:p>
     <w:p>
@@ -5085,7 +4341,7 @@
           <w:rFonts w:ascii="Aptos Display" w:hAnsi="Aptos Display"/>
           <w:color w:val="FF2D20"/>
         </w:rPr>
-        <w:t>Tahap 7 — Demo final dan retrospective (45 menit)</w:t>
+        <w:t>Tahap 7 — Demo final dan retrospective (30 menit)</w:t>
       </w:r>
     </w:p>
     <w:p>
@@ -5312,63 +4568,93 @@
     <w:p>
       <w:pPr>
         <w:pStyle w:val="CodeHeader"/>
-        <w:shd w:fill="2D2D30"/>
+        <w:keepNext/>
         <w:pBdr>
-          <w:left w:val="single" w:sz="4" w:space="8" w:color="2D2D30"/>
+          <w:left w:val="single" w:sz="12" w:space="8" w:color="B8DDE0"/>
         </w:pBdr>
+        <w:shd w:val="clear" w:color="auto" w:fill="E4EAED"/>
       </w:pPr>
       <w:r>
         <w:rPr>
           <w:rFonts w:ascii="Consolas" w:hAnsi="Consolas"/>
           <w:b/>
-          <w:color w:val="FFFFFF"/>
+          <w:color w:val="262626"/>
           <w:sz w:val="16"/>
         </w:rPr>
-        <w:t>Lokasi: terminal pada root repository kantin-multi-tenant   •   MODUL 14 — TERMINAL   •   BASH</w:t>
+        <w:t xml:space="preserve">Lokasi: terminal pada root repository kantin-multi-tenant   •   MODUL 14 — TERMINAL   •   BASH</w:t>
       </w:r>
     </w:p>
     <w:p>
       <w:pPr>
         <w:pStyle w:val="CodeBlock"/>
-        <w:shd w:fill="1E1E1E"/>
         <w:pBdr>
-          <w:left w:val="single" w:sz="4" w:space="8" w:color="1E1E1E"/>
+          <w:left w:val="single" w:sz="12" w:space="8" w:color="B8DDE0"/>
         </w:pBdr>
+        <w:shd w:val="clear" w:color="auto" w:fill="F2F3F7"/>
       </w:pPr>
       <w:r>
         <w:rPr>
           <w:rFonts w:ascii="Consolas" w:hAnsi="Consolas"/>
-          <w:color w:val="4EC9B0"/>
+          <w:b/>
+          <w:color w:val="000080"/>
           <w:sz w:val="16"/>
         </w:rPr>
-        <w:t>php</w:t>
+        <w:t xml:space="preserve">php</w:t>
       </w:r>
       <w:r>
         <w:rPr>
           <w:rFonts w:ascii="Consolas" w:hAnsi="Consolas"/>
-          <w:color w:val="D4D4D4"/>
+          <w:color w:val="262626"/>
           <w:sz w:val="16"/>
         </w:rPr>
-        <w:t xml:space="preserve"> artisan test --parallel</w:t>
+        <w:t xml:space="preserve"> artisan test </w:t>
+      </w:r>
+      <w:r>
+        <w:rPr>
+          <w:rFonts w:ascii="Consolas" w:hAnsi="Consolas"/>
+          <w:color w:val="0073E6"/>
+          <w:sz w:val="16"/>
+        </w:rPr>
+        <w:t xml:space="preserve">--parallel</w:t>
+      </w:r>
+      <w:r>
         <w:br/>
       </w:r>
       <w:r>
         <w:rPr>
           <w:rFonts w:ascii="Consolas" w:hAnsi="Consolas"/>
-          <w:color w:val="4EC9B0"/>
+          <w:b/>
+          <w:color w:val="000080"/>
           <w:sz w:val="16"/>
         </w:rPr>
-        <w:t>php</w:t>
+        <w:t xml:space="preserve">php</w:t>
       </w:r>
       <w:r>
         <w:rPr>
           <w:rFonts w:ascii="Consolas" w:hAnsi="Consolas"/>
-          <w:color w:val="D4D4D4"/>
+          <w:color w:val="262626"/>
           <w:sz w:val="16"/>
         </w:rPr>
         <w:t xml:space="preserve"> artisan test</w:t>
+      </w:r>
+      <w:r>
         <w:br/>
-        <w:t xml:space="preserve">./vendor/bin/pint --test</w:t>
+      </w:r>
+      <w:r>
+        <w:rPr>
+          <w:rFonts w:ascii="Consolas" w:hAnsi="Consolas"/>
+          <w:color w:val="262626"/>
+          <w:sz w:val="16"/>
+        </w:rPr>
+        <w:t xml:space="preserve">./vendor/bin/pint </w:t>
+      </w:r>
+      <w:r>
+        <w:rPr>
+          <w:rFonts w:ascii="Consolas" w:hAnsi="Consolas"/>
+          <w:color w:val="0073E6"/>
+          <w:sz w:val="16"/>
+        </w:rPr>
+        <w:t xml:space="preserve">--test</w:t>
       </w:r>
     </w:p>
     <w:p>
@@ -5509,23 +4795,24 @@
     <w:p>
       <w:pPr>
         <w:pStyle w:val="CodeBlock"/>
-        <w:shd w:fill="1E1E1E" w:val="clear"/>
         <w:pBdr>
-          <w:left w:val="single" w:sz="4" w:space="8" w:color="1E1E1E"/>
+          <w:left w:val="single" w:sz="12" w:space="8" w:color="B8DDE0"/>
         </w:pBdr>
+        <w:shd w:val="clear" w:color="auto" w:fill="F2F3F7"/>
       </w:pPr>
       <w:r>
         <w:rPr>
           <w:rFonts w:ascii="Consolas" w:hAnsi="Consolas"/>
-          <w:color w:val="569CD6"/>
+          <w:b/>
+          <w:color w:val="000080"/>
           <w:sz w:val="16"/>
         </w:rPr>
-        <w:t>public</w:t>
+        <w:t xml:space="preserve">public</w:t>
       </w:r>
       <w:r>
         <w:rPr>
           <w:rFonts w:ascii="Consolas" w:hAnsi="Consolas"/>
-          <w:color w:val="D4D4D4"/>
+          <w:color w:val="262626"/>
           <w:sz w:val="16"/>
         </w:rPr>
         <w:t xml:space="preserve"> </w:t>
@@ -5533,15 +4820,16 @@
       <w:r>
         <w:rPr>
           <w:rFonts w:ascii="Consolas" w:hAnsi="Consolas"/>
-          <w:color w:val="569CD6"/>
+          <w:b/>
+          <w:color w:val="000080"/>
           <w:sz w:val="16"/>
         </w:rPr>
-        <w:t>function</w:t>
+        <w:t xml:space="preserve">function</w:t>
       </w:r>
       <w:r>
         <w:rPr>
           <w:rFonts w:ascii="Consolas" w:hAnsi="Consolas"/>
-          <w:color w:val="D4D4D4"/>
+          <w:color w:val="262626"/>
           <w:sz w:val="16"/>
         </w:rPr>
         <w:t xml:space="preserve"> </w:t>
@@ -5549,15 +4837,15 @@
       <w:r>
         <w:rPr>
           <w:rFonts w:ascii="Consolas" w:hAnsi="Consolas"/>
-          <w:color w:val="DCDCAA"/>
+          <w:color w:val="795E26"/>
           <w:sz w:val="16"/>
         </w:rPr>
-        <w:t>test_same_key_creates_only_one_order</w:t>
+        <w:t xml:space="preserve">test_same_key_creates_only_one_order</w:t>
       </w:r>
       <w:r>
         <w:rPr>
           <w:rFonts w:ascii="Consolas" w:hAnsi="Consolas"/>
-          <w:color w:val="D4D4D4"/>
+          <w:color w:val="262626"/>
           <w:sz w:val="16"/>
         </w:rPr>
         <w:t xml:space="preserve">(): </w:t>
@@ -5565,34 +4853,121 @@
       <w:r>
         <w:rPr>
           <w:rFonts w:ascii="Consolas" w:hAnsi="Consolas"/>
-          <w:color w:val="569CD6"/>
+          <w:b/>
+          <w:color w:val="000080"/>
           <w:sz w:val="16"/>
         </w:rPr>
-        <w:t>void</w:t>
+        <w:t xml:space="preserve">void</w:t>
+      </w:r>
+      <w:r>
+        <w:br/>
       </w:r>
       <w:r>
         <w:rPr>
           <w:rFonts w:ascii="Consolas" w:hAnsi="Consolas"/>
-          <w:color w:val="D4D4D4"/>
+          <w:color w:val="262626"/>
           <w:sz w:val="16"/>
         </w:rPr>
+        <w:t xml:space="preserve">{</w:t>
+      </w:r>
+      <w:r>
         <w:br/>
-        <w:t>{</w:t>
+      </w:r>
+      <w:r>
+        <w:rPr>
+          <w:rFonts w:ascii="Consolas" w:hAnsi="Consolas"/>
+          <w:color w:val="262626"/>
+          <w:sz w:val="16"/>
+        </w:rPr>
+        <w:t xml:space="preserve">    </w:t>
+      </w:r>
+      <w:r>
+        <w:rPr>
+          <w:rFonts w:ascii="Consolas" w:hAnsi="Consolas"/>
+          <w:color w:val="660E7A"/>
+          <w:sz w:val="16"/>
+        </w:rPr>
+        <w:t xml:space="preserve">$session</w:t>
+      </w:r>
+      <w:r>
+        <w:rPr>
+          <w:rFonts w:ascii="Consolas" w:hAnsi="Consolas"/>
+          <w:color w:val="262626"/>
+          <w:sz w:val="16"/>
+        </w:rPr>
+        <w:t xml:space="preserve"> = </w:t>
+      </w:r>
+      <w:r>
+        <w:rPr>
+          <w:rFonts w:ascii="Consolas" w:hAnsi="Consolas"/>
+          <w:color w:val="267F99"/>
+          <w:sz w:val="16"/>
+        </w:rPr>
+        <w:t xml:space="preserve">CustomerSession</w:t>
+      </w:r>
+      <w:r>
+        <w:rPr>
+          <w:rFonts w:ascii="Consolas" w:hAnsi="Consolas"/>
+          <w:color w:val="262626"/>
+          <w:sz w:val="16"/>
+        </w:rPr>
+        <w:t xml:space="preserve">::</w:t>
+      </w:r>
+      <w:r>
+        <w:rPr>
+          <w:rFonts w:ascii="Consolas" w:hAnsi="Consolas"/>
+          <w:color w:val="795E26"/>
+          <w:sz w:val="16"/>
+        </w:rPr>
+        <w:t xml:space="preserve">factory</w:t>
+      </w:r>
+      <w:r>
+        <w:rPr>
+          <w:rFonts w:ascii="Consolas" w:hAnsi="Consolas"/>
+          <w:color w:val="262626"/>
+          <w:sz w:val="16"/>
+        </w:rPr>
+        <w:t xml:space="preserve">()-&gt;</w:t>
+      </w:r>
+      <w:r>
+        <w:rPr>
+          <w:rFonts w:ascii="Consolas" w:hAnsi="Consolas"/>
+          <w:color w:val="795E26"/>
+          <w:sz w:val="16"/>
+        </w:rPr>
+        <w:t xml:space="preserve">create</w:t>
+      </w:r>
+      <w:r>
+        <w:rPr>
+          <w:rFonts w:ascii="Consolas" w:hAnsi="Consolas"/>
+          <w:color w:val="262626"/>
+          <w:sz w:val="16"/>
+        </w:rPr>
+        <w:t xml:space="preserve">();</w:t>
+      </w:r>
+      <w:r>
         <w:br/>
+      </w:r>
+      <w:r>
+        <w:rPr>
+          <w:rFonts w:ascii="Consolas" w:hAnsi="Consolas"/>
+          <w:color w:val="262626"/>
+          <w:sz w:val="16"/>
+        </w:rPr>
         <w:t xml:space="preserve">    </w:t>
       </w:r>
       <w:r>
         <w:rPr>
           <w:rFonts w:ascii="Consolas" w:hAnsi="Consolas"/>
-          <w:color w:val="9CDCFE"/>
+          <w:color w:val="660E7A"/>
           <w:sz w:val="16"/>
         </w:rPr>
-        <w:t>$session</w:t>
+        <w:t xml:space="preserve">$cart</w:t>
       </w:r>
       <w:r>
         <w:rPr>
           <w:rFonts w:ascii="Consolas" w:hAnsi="Consolas"/>
-          <w:color w:val="D4D4D4"/>
+          <w:color w:val="262626"/>
           <w:sz w:val="16"/>
         </w:rPr>
         <w:t xml:space="preserve"> = </w:t>
@@ -5600,65 +4975,90 @@
       <w:r>
         <w:rPr>
           <w:rFonts w:ascii="Consolas" w:hAnsi="Consolas"/>
-          <w:color w:val="4EC9B0"/>
+          <w:color w:val="660E7A"/>
           <w:sz w:val="16"/>
         </w:rPr>
-        <w:t>CustomerSession</w:t>
+        <w:t xml:space="preserve">$this</w:t>
       </w:r>
       <w:r>
         <w:rPr>
           <w:rFonts w:ascii="Consolas" w:hAnsi="Consolas"/>
-          <w:color w:val="D4D4D4"/>
+          <w:color w:val="262626"/>
           <w:sz w:val="16"/>
         </w:rPr>
-        <w:t>::</w:t>
+        <w:t xml:space="preserve">-&gt;</w:t>
       </w:r>
       <w:r>
         <w:rPr>
           <w:rFonts w:ascii="Consolas" w:hAnsi="Consolas"/>
-          <w:color w:val="DCDCAA"/>
+          <w:color w:val="795E26"/>
           <w:sz w:val="16"/>
         </w:rPr>
-        <w:t>factory</w:t>
+        <w:t xml:space="preserve">validCartFor</w:t>
       </w:r>
       <w:r>
         <w:rPr>
           <w:rFonts w:ascii="Consolas" w:hAnsi="Consolas"/>
-          <w:color w:val="D4D4D4"/>
+          <w:color w:val="262626"/>
           <w:sz w:val="16"/>
         </w:rPr>
-        <w:t>()-&gt;</w:t>
+        <w:t xml:space="preserve">(</w:t>
       </w:r>
       <w:r>
         <w:rPr>
           <w:rFonts w:ascii="Consolas" w:hAnsi="Consolas"/>
-          <w:color w:val="DCDCAA"/>
+          <w:color w:val="660E7A"/>
           <w:sz w:val="16"/>
         </w:rPr>
-        <w:t>create</w:t>
+        <w:t xml:space="preserve">$session</w:t>
       </w:r>
       <w:r>
         <w:rPr>
           <w:rFonts w:ascii="Consolas" w:hAnsi="Consolas"/>
-          <w:color w:val="D4D4D4"/>
+          <w:color w:val="262626"/>
           <w:sz w:val="16"/>
         </w:rPr>
-        <w:t>();</w:t>
+        <w:t xml:space="preserve">-&gt;</w:t>
+      </w:r>
+      <w:r>
+        <w:rPr>
+          <w:rFonts w:ascii="Consolas" w:hAnsi="Consolas"/>
+          <w:color w:val="660E7A"/>
+          <w:sz w:val="16"/>
+        </w:rPr>
+        <w:t xml:space="preserve">canteen_id</w:t>
+      </w:r>
+      <w:r>
+        <w:rPr>
+          <w:rFonts w:ascii="Consolas" w:hAnsi="Consolas"/>
+          <w:color w:val="262626"/>
+          <w:sz w:val="16"/>
+        </w:rPr>
+        <w:t xml:space="preserve">);</w:t>
+      </w:r>
+      <w:r>
         <w:br/>
+      </w:r>
+      <w:r>
+        <w:rPr>
+          <w:rFonts w:ascii="Consolas" w:hAnsi="Consolas"/>
+          <w:color w:val="262626"/>
+          <w:sz w:val="16"/>
+        </w:rPr>
         <w:t xml:space="preserve">    </w:t>
       </w:r>
       <w:r>
         <w:rPr>
           <w:rFonts w:ascii="Consolas" w:hAnsi="Consolas"/>
-          <w:color w:val="9CDCFE"/>
+          <w:color w:val="660E7A"/>
           <w:sz w:val="16"/>
         </w:rPr>
-        <w:t>$cart</w:t>
+        <w:t xml:space="preserve">$service</w:t>
       </w:r>
       <w:r>
         <w:rPr>
           <w:rFonts w:ascii="Consolas" w:hAnsi="Consolas"/>
-          <w:color w:val="D4D4D4"/>
+          <w:color w:val="262626"/>
           <w:sz w:val="16"/>
         </w:rPr>
         <w:t xml:space="preserve"> = </w:t>
@@ -5666,65 +5066,78 @@
       <w:r>
         <w:rPr>
           <w:rFonts w:ascii="Consolas" w:hAnsi="Consolas"/>
-          <w:color w:val="9CDCFE"/>
+          <w:color w:val="795E26"/>
           <w:sz w:val="16"/>
         </w:rPr>
-        <w:t>$this</w:t>
+        <w:t xml:space="preserve">app</w:t>
       </w:r>
       <w:r>
         <w:rPr>
           <w:rFonts w:ascii="Consolas" w:hAnsi="Consolas"/>
-          <w:color w:val="D4D4D4"/>
+          <w:color w:val="262626"/>
           <w:sz w:val="16"/>
         </w:rPr>
-        <w:t>-&gt;</w:t>
+        <w:t xml:space="preserve">(</w:t>
       </w:r>
       <w:r>
         <w:rPr>
           <w:rFonts w:ascii="Consolas" w:hAnsi="Consolas"/>
-          <w:color w:val="DCDCAA"/>
+          <w:color w:val="267F99"/>
           <w:sz w:val="16"/>
         </w:rPr>
-        <w:t>validCartFor</w:t>
+        <w:t xml:space="preserve">CheckoutService</w:t>
       </w:r>
       <w:r>
         <w:rPr>
           <w:rFonts w:ascii="Consolas" w:hAnsi="Consolas"/>
-          <w:color w:val="D4D4D4"/>
+          <w:color w:val="262626"/>
           <w:sz w:val="16"/>
         </w:rPr>
-        <w:t>(</w:t>
+        <w:t xml:space="preserve">::</w:t>
       </w:r>
       <w:r>
         <w:rPr>
           <w:rFonts w:ascii="Consolas" w:hAnsi="Consolas"/>
-          <w:color w:val="9CDCFE"/>
+          <w:b/>
+          <w:color w:val="000080"/>
           <w:sz w:val="16"/>
         </w:rPr>
-        <w:t>$session</w:t>
+        <w:t xml:space="preserve">class</w:t>
       </w:r>
       <w:r>
         <w:rPr>
           <w:rFonts w:ascii="Consolas" w:hAnsi="Consolas"/>
-          <w:color w:val="D4D4D4"/>
+          <w:color w:val="262626"/>
           <w:sz w:val="16"/>
         </w:rPr>
-        <w:t>-&gt;canteen_id);</w:t>
+        <w:t xml:space="preserve">);</w:t>
+      </w:r>
+      <w:r>
         <w:br/>
+      </w:r>
+      <w:r>
+        <w:br/>
+      </w:r>
+      <w:r>
+        <w:rPr>
+          <w:rFonts w:ascii="Consolas" w:hAnsi="Consolas"/>
+          <w:color w:val="262626"/>
+          <w:sz w:val="16"/>
+        </w:rPr>
         <w:t xml:space="preserve">    </w:t>
       </w:r>
       <w:r>
         <w:rPr>
           <w:rFonts w:ascii="Consolas" w:hAnsi="Consolas"/>
-          <w:color w:val="9CDCFE"/>
+          <w:color w:val="660E7A"/>
           <w:sz w:val="16"/>
         </w:rPr>
-        <w:t>$service</w:t>
+        <w:t xml:space="preserve">$first</w:t>
       </w:r>
       <w:r>
         <w:rPr>
           <w:rFonts w:ascii="Consolas" w:hAnsi="Consolas"/>
-          <w:color w:val="D4D4D4"/>
+          <w:color w:val="262626"/>
           <w:sz w:val="16"/>
         </w:rPr>
         <w:t xml:space="preserve"> = </w:t>
@@ -5732,66 +5145,120 @@
       <w:r>
         <w:rPr>
           <w:rFonts w:ascii="Consolas" w:hAnsi="Consolas"/>
-          <w:color w:val="DCDCAA"/>
+          <w:color w:val="660E7A"/>
           <w:sz w:val="16"/>
         </w:rPr>
-        <w:t>app</w:t>
+        <w:t xml:space="preserve">$service</w:t>
       </w:r>
       <w:r>
         <w:rPr>
           <w:rFonts w:ascii="Consolas" w:hAnsi="Consolas"/>
-          <w:color w:val="D4D4D4"/>
+          <w:color w:val="262626"/>
           <w:sz w:val="16"/>
         </w:rPr>
-        <w:t>(</w:t>
+        <w:t xml:space="preserve">-&gt;</w:t>
       </w:r>
       <w:r>
         <w:rPr>
           <w:rFonts w:ascii="Consolas" w:hAnsi="Consolas"/>
-          <w:color w:val="4EC9B0"/>
+          <w:color w:val="795E26"/>
           <w:sz w:val="16"/>
         </w:rPr>
-        <w:t>CheckoutService</w:t>
+        <w:t xml:space="preserve">checkout</w:t>
       </w:r>
       <w:r>
         <w:rPr>
           <w:rFonts w:ascii="Consolas" w:hAnsi="Consolas"/>
-          <w:color w:val="D4D4D4"/>
+          <w:color w:val="262626"/>
           <w:sz w:val="16"/>
         </w:rPr>
-        <w:t>::</w:t>
+        <w:t xml:space="preserve">(</w:t>
+      </w:r>
+      <w:r>
+        <w:br/>
       </w:r>
       <w:r>
         <w:rPr>
           <w:rFonts w:ascii="Consolas" w:hAnsi="Consolas"/>
-          <w:color w:val="569CD6"/>
+          <w:color w:val="262626"/>
           <w:sz w:val="16"/>
         </w:rPr>
-        <w:t>class</w:t>
+        <w:t xml:space="preserve">        </w:t>
       </w:r>
       <w:r>
         <w:rPr>
           <w:rFonts w:ascii="Consolas" w:hAnsi="Consolas"/>
-          <w:color w:val="D4D4D4"/>
+          <w:color w:val="660E7A"/>
           <w:sz w:val="16"/>
         </w:rPr>
-        <w:t>);</w:t>
+        <w:t xml:space="preserve">$session</w:t>
+      </w:r>
+      <w:r>
+        <w:rPr>
+          <w:rFonts w:ascii="Consolas" w:hAnsi="Consolas"/>
+          <w:color w:val="262626"/>
+          <w:sz w:val="16"/>
+        </w:rPr>
+        <w:t xml:space="preserve">, </w:t>
+      </w:r>
+      <w:r>
+        <w:rPr>
+          <w:rFonts w:ascii="Consolas" w:hAnsi="Consolas"/>
+          <w:color w:val="660E7A"/>
+          <w:sz w:val="16"/>
+        </w:rPr>
+        <w:t xml:space="preserve">$cart</w:t>
+      </w:r>
+      <w:r>
+        <w:rPr>
+          <w:rFonts w:ascii="Consolas" w:hAnsi="Consolas"/>
+          <w:color w:val="262626"/>
+          <w:sz w:val="16"/>
+        </w:rPr>
+        <w:t xml:space="preserve">, </w:t>
+      </w:r>
+      <w:r>
+        <w:rPr>
+          <w:rFonts w:ascii="Consolas" w:hAnsi="Consolas"/>
+          <w:color w:val="00733B"/>
+          <w:sz w:val="16"/>
+        </w:rPr>
+        <w:t xml:space="preserve">'checkout-test-001'</w:t>
+      </w:r>
+      <w:r>
         <w:br/>
+      </w:r>
+      <w:r>
+        <w:rPr>
+          <w:rFonts w:ascii="Consolas" w:hAnsi="Consolas"/>
+          <w:color w:val="262626"/>
+          <w:sz w:val="16"/>
+        </w:rPr>
+        <w:t xml:space="preserve">    );</w:t>
+      </w:r>
+      <w:r>
         <w:br/>
+      </w:r>
+      <w:r>
+        <w:rPr>
+          <w:rFonts w:ascii="Consolas" w:hAnsi="Consolas"/>
+          <w:color w:val="262626"/>
+          <w:sz w:val="16"/>
+        </w:rPr>
         <w:t xml:space="preserve">    </w:t>
       </w:r>
       <w:r>
         <w:rPr>
           <w:rFonts w:ascii="Consolas" w:hAnsi="Consolas"/>
-          <w:color w:val="9CDCFE"/>
+          <w:color w:val="660E7A"/>
           <w:sz w:val="16"/>
         </w:rPr>
-        <w:t>$first</w:t>
+        <w:t xml:space="preserve">$second</w:t>
       </w:r>
       <w:r>
         <w:rPr>
           <w:rFonts w:ascii="Consolas" w:hAnsi="Consolas"/>
-          <w:color w:val="D4D4D4"/>
+          <w:color w:val="262626"/>
           <w:sz w:val="16"/>
         </w:rPr>
         <w:t xml:space="preserve"> = </w:t>
@@ -5799,49 +5266,58 @@
       <w:r>
         <w:rPr>
           <w:rFonts w:ascii="Consolas" w:hAnsi="Consolas"/>
-          <w:color w:val="9CDCFE"/>
+          <w:color w:val="660E7A"/>
           <w:sz w:val="16"/>
         </w:rPr>
-        <w:t>$service</w:t>
+        <w:t xml:space="preserve">$service</w:t>
       </w:r>
       <w:r>
         <w:rPr>
           <w:rFonts w:ascii="Consolas" w:hAnsi="Consolas"/>
-          <w:color w:val="D4D4D4"/>
+          <w:color w:val="262626"/>
           <w:sz w:val="16"/>
         </w:rPr>
-        <w:t>-&gt;</w:t>
+        <w:t xml:space="preserve">-&gt;</w:t>
       </w:r>
       <w:r>
         <w:rPr>
           <w:rFonts w:ascii="Consolas" w:hAnsi="Consolas"/>
-          <w:color w:val="DCDCAA"/>
+          <w:color w:val="795E26"/>
           <w:sz w:val="16"/>
         </w:rPr>
-        <w:t>checkout</w:t>
+        <w:t xml:space="preserve">checkout</w:t>
       </w:r>
       <w:r>
         <w:rPr>
           <w:rFonts w:ascii="Consolas" w:hAnsi="Consolas"/>
-          <w:color w:val="D4D4D4"/>
+          <w:color w:val="262626"/>
           <w:sz w:val="16"/>
         </w:rPr>
-        <w:t>(</w:t>
+        <w:t xml:space="preserve">(</w:t>
+      </w:r>
+      <w:r>
         <w:br/>
+      </w:r>
+      <w:r>
+        <w:rPr>
+          <w:rFonts w:ascii="Consolas" w:hAnsi="Consolas"/>
+          <w:color w:val="262626"/>
+          <w:sz w:val="16"/>
+        </w:rPr>
         <w:t xml:space="preserve">        </w:t>
       </w:r>
       <w:r>
         <w:rPr>
           <w:rFonts w:ascii="Consolas" w:hAnsi="Consolas"/>
-          <w:color w:val="9CDCFE"/>
+          <w:color w:val="660E7A"/>
           <w:sz w:val="16"/>
         </w:rPr>
-        <w:t>$session</w:t>
+        <w:t xml:space="preserve">$session</w:t>
       </w:r>
       <w:r>
         <w:rPr>
           <w:rFonts w:ascii="Consolas" w:hAnsi="Consolas"/>
-          <w:color w:val="D4D4D4"/>
+          <w:color w:val="262626"/>
           <w:sz w:val="16"/>
         </w:rPr>
         <w:t xml:space="preserve">, </w:t>
@@ -5849,15 +5325,15 @@
       <w:r>
         <w:rPr>
           <w:rFonts w:ascii="Consolas" w:hAnsi="Consolas"/>
-          <w:color w:val="9CDCFE"/>
+          <w:color w:val="660E7A"/>
           <w:sz w:val="16"/>
         </w:rPr>
-        <w:t>$cart</w:t>
+        <w:t xml:space="preserve">$cart</w:t>
       </w:r>
       <w:r>
         <w:rPr>
           <w:rFonts w:ascii="Consolas" w:hAnsi="Consolas"/>
-          <w:color w:val="D4D4D4"/>
+          <w:color w:val="262626"/>
           <w:sz w:val="16"/>
         </w:rPr>
         <w:t xml:space="preserve">, </w:t>
@@ -5865,303 +5341,233 @@
       <w:r>
         <w:rPr>
           <w:rFonts w:ascii="Consolas" w:hAnsi="Consolas"/>
-          <w:color w:val="CE9178"/>
+          <w:color w:val="00733B"/>
           <w:sz w:val="16"/>
         </w:rPr>
-        <w:t>'checkout-test-001'</w:t>
+        <w:t xml:space="preserve">'checkout-test-001'</w:t>
+      </w:r>
+      <w:r>
+        <w:br/>
       </w:r>
       <w:r>
         <w:rPr>
           <w:rFonts w:ascii="Consolas" w:hAnsi="Consolas"/>
-          <w:color w:val="D4D4D4"/>
+          <w:color w:val="262626"/>
           <w:sz w:val="16"/>
         </w:rPr>
+        <w:t xml:space="preserve">    );</w:t>
+      </w:r>
+      <w:r>
         <w:br/>
-        <w:t xml:space="preserve">    );</w:t>
+      </w:r>
+      <w:r>
         <w:br/>
+      </w:r>
+      <w:r>
+        <w:rPr>
+          <w:rFonts w:ascii="Consolas" w:hAnsi="Consolas"/>
+          <w:color w:val="262626"/>
+          <w:sz w:val="16"/>
+        </w:rPr>
         <w:t xml:space="preserve">    </w:t>
       </w:r>
       <w:r>
         <w:rPr>
           <w:rFonts w:ascii="Consolas" w:hAnsi="Consolas"/>
-          <w:color w:val="9CDCFE"/>
+          <w:color w:val="660E7A"/>
           <w:sz w:val="16"/>
         </w:rPr>
-        <w:t>$second</w:t>
+        <w:t xml:space="preserve">$this</w:t>
       </w:r>
       <w:r>
         <w:rPr>
           <w:rFonts w:ascii="Consolas" w:hAnsi="Consolas"/>
-          <w:color w:val="D4D4D4"/>
+          <w:color w:val="262626"/>
           <w:sz w:val="16"/>
         </w:rPr>
-        <w:t xml:space="preserve"> = </w:t>
+        <w:t xml:space="preserve">-&gt;</w:t>
       </w:r>
       <w:r>
         <w:rPr>
           <w:rFonts w:ascii="Consolas" w:hAnsi="Consolas"/>
-          <w:color w:val="9CDCFE"/>
+          <w:color w:val="795E26"/>
           <w:sz w:val="16"/>
         </w:rPr>
-        <w:t>$service</w:t>
+        <w:t xml:space="preserve">assertTrue</w:t>
       </w:r>
       <w:r>
         <w:rPr>
           <w:rFonts w:ascii="Consolas" w:hAnsi="Consolas"/>
-          <w:color w:val="D4D4D4"/>
+          <w:color w:val="262626"/>
           <w:sz w:val="16"/>
         </w:rPr>
-        <w:t>-&gt;</w:t>
+        <w:t xml:space="preserve">(</w:t>
       </w:r>
       <w:r>
         <w:rPr>
           <w:rFonts w:ascii="Consolas" w:hAnsi="Consolas"/>
-          <w:color w:val="DCDCAA"/>
+          <w:color w:val="660E7A"/>
           <w:sz w:val="16"/>
         </w:rPr>
-        <w:t>checkout</w:t>
+        <w:t xml:space="preserve">$first</w:t>
       </w:r>
       <w:r>
         <w:rPr>
           <w:rFonts w:ascii="Consolas" w:hAnsi="Consolas"/>
-          <w:color w:val="D4D4D4"/>
+          <w:color w:val="262626"/>
           <w:sz w:val="16"/>
         </w:rPr>
-        <w:t>(</w:t>
+        <w:t xml:space="preserve">-&gt;</w:t>
+      </w:r>
+      <w:r>
+        <w:rPr>
+          <w:rFonts w:ascii="Consolas" w:hAnsi="Consolas"/>
+          <w:color w:val="795E26"/>
+          <w:sz w:val="16"/>
+        </w:rPr>
+        <w:t xml:space="preserve">is</w:t>
+      </w:r>
+      <w:r>
+        <w:rPr>
+          <w:rFonts w:ascii="Consolas" w:hAnsi="Consolas"/>
+          <w:color w:val="262626"/>
+          <w:sz w:val="16"/>
+        </w:rPr>
+        <w:t xml:space="preserve">(</w:t>
+      </w:r>
+      <w:r>
+        <w:rPr>
+          <w:rFonts w:ascii="Consolas" w:hAnsi="Consolas"/>
+          <w:color w:val="660E7A"/>
+          <w:sz w:val="16"/>
+        </w:rPr>
+        <w:t xml:space="preserve">$second</w:t>
+      </w:r>
+      <w:r>
+        <w:rPr>
+          <w:rFonts w:ascii="Consolas" w:hAnsi="Consolas"/>
+          <w:color w:val="262626"/>
+          <w:sz w:val="16"/>
+        </w:rPr>
+        <w:t xml:space="preserve">));</w:t>
+      </w:r>
+      <w:r>
         <w:br/>
-        <w:t xml:space="preserve">        </w:t>
       </w:r>
       <w:r>
         <w:rPr>
           <w:rFonts w:ascii="Consolas" w:hAnsi="Consolas"/>
-          <w:color w:val="9CDCFE"/>
+          <w:color w:val="262626"/>
           <w:sz w:val="16"/>
         </w:rPr>
-        <w:t>$session</w:t>
+        <w:t xml:space="preserve">    </w:t>
       </w:r>
       <w:r>
         <w:rPr>
           <w:rFonts w:ascii="Consolas" w:hAnsi="Consolas"/>
-          <w:color w:val="D4D4D4"/>
+          <w:color w:val="660E7A"/>
           <w:sz w:val="16"/>
         </w:rPr>
+        <w:t xml:space="preserve">$this</w:t>
+      </w:r>
+      <w:r>
+        <w:rPr>
+          <w:rFonts w:ascii="Consolas" w:hAnsi="Consolas"/>
+          <w:color w:val="262626"/>
+          <w:sz w:val="16"/>
+        </w:rPr>
+        <w:t xml:space="preserve">-&gt;</w:t>
+      </w:r>
+      <w:r>
+        <w:rPr>
+          <w:rFonts w:ascii="Consolas" w:hAnsi="Consolas"/>
+          <w:color w:val="795E26"/>
+          <w:sz w:val="16"/>
+        </w:rPr>
+        <w:t xml:space="preserve">assertSame</w:t>
+      </w:r>
+      <w:r>
+        <w:rPr>
+          <w:rFonts w:ascii="Consolas" w:hAnsi="Consolas"/>
+          <w:color w:val="262626"/>
+          <w:sz w:val="16"/>
+        </w:rPr>
+        <w:t xml:space="preserve">(</w:t>
+      </w:r>
+      <w:r>
+        <w:rPr>
+          <w:rFonts w:ascii="Consolas" w:hAnsi="Consolas"/>
+          <w:color w:val="0073E6"/>
+          <w:sz w:val="16"/>
+        </w:rPr>
+        <w:t xml:space="preserve">1</w:t>
+      </w:r>
+      <w:r>
+        <w:rPr>
+          <w:rFonts w:ascii="Consolas" w:hAnsi="Consolas"/>
+          <w:color w:val="262626"/>
+          <w:sz w:val="16"/>
+        </w:rPr>
         <w:t xml:space="preserve">, </w:t>
       </w:r>
       <w:r>
         <w:rPr>
           <w:rFonts w:ascii="Consolas" w:hAnsi="Consolas"/>
-          <w:color w:val="9CDCFE"/>
+          <w:color w:val="267F99"/>
           <w:sz w:val="16"/>
         </w:rPr>
-        <w:t>$cart</w:t>
+        <w:t xml:space="preserve">Order</w:t>
       </w:r>
       <w:r>
         <w:rPr>
           <w:rFonts w:ascii="Consolas" w:hAnsi="Consolas"/>
-          <w:color w:val="D4D4D4"/>
+          <w:color w:val="262626"/>
           <w:sz w:val="16"/>
         </w:rPr>
-        <w:t xml:space="preserve">, </w:t>
+        <w:t xml:space="preserve">::</w:t>
       </w:r>
       <w:r>
         <w:rPr>
           <w:rFonts w:ascii="Consolas" w:hAnsi="Consolas"/>
-          <w:color w:val="CE9178"/>
+          <w:color w:val="795E26"/>
           <w:sz w:val="16"/>
         </w:rPr>
-        <w:t>'checkout-test-001'</w:t>
+        <w:t xml:space="preserve">query</w:t>
       </w:r>
       <w:r>
         <w:rPr>
           <w:rFonts w:ascii="Consolas" w:hAnsi="Consolas"/>
-          <w:color w:val="D4D4D4"/>
+          <w:color w:val="262626"/>
           <w:sz w:val="16"/>
         </w:rPr>
+        <w:t xml:space="preserve">()-&gt;</w:t>
+      </w:r>
+      <w:r>
+        <w:rPr>
+          <w:rFonts w:ascii="Consolas" w:hAnsi="Consolas"/>
+          <w:color w:val="795E26"/>
+          <w:sz w:val="16"/>
+        </w:rPr>
+        <w:t xml:space="preserve">count</w:t>
+      </w:r>
+      <w:r>
+        <w:rPr>
+          <w:rFonts w:ascii="Consolas" w:hAnsi="Consolas"/>
+          <w:color w:val="262626"/>
+          <w:sz w:val="16"/>
+        </w:rPr>
+        <w:t xml:space="preserve">());</w:t>
+      </w:r>
+      <w:r>
         <w:br/>
-        <w:t xml:space="preserve">    );</w:t>
-        <w:br/>
-        <w:br/>
-        <w:t xml:space="preserve">    </w:t>
       </w:r>
       <w:r>
         <w:rPr>
           <w:rFonts w:ascii="Consolas" w:hAnsi="Consolas"/>
-          <w:color w:val="9CDCFE"/>
+          <w:color w:val="262626"/>
           <w:sz w:val="16"/>
         </w:rPr>
-        <w:t>$this</w:t>
-      </w:r>
-      <w:r>
-        <w:rPr>
-          <w:rFonts w:ascii="Consolas" w:hAnsi="Consolas"/>
-          <w:color w:val="D4D4D4"/>
-          <w:sz w:val="16"/>
-        </w:rPr>
-        <w:t>-&gt;</w:t>
-      </w:r>
-      <w:r>
-        <w:rPr>
-          <w:rFonts w:ascii="Consolas" w:hAnsi="Consolas"/>
-          <w:color w:val="DCDCAA"/>
-          <w:sz w:val="16"/>
-        </w:rPr>
-        <w:t>assertTrue</w:t>
-      </w:r>
-      <w:r>
-        <w:rPr>
-          <w:rFonts w:ascii="Consolas" w:hAnsi="Consolas"/>
-          <w:color w:val="D4D4D4"/>
-          <w:sz w:val="16"/>
-        </w:rPr>
-        <w:t>(</w:t>
-      </w:r>
-      <w:r>
-        <w:rPr>
-          <w:rFonts w:ascii="Consolas" w:hAnsi="Consolas"/>
-          <w:color w:val="9CDCFE"/>
-          <w:sz w:val="16"/>
-        </w:rPr>
-        <w:t>$first</w:t>
-      </w:r>
-      <w:r>
-        <w:rPr>
-          <w:rFonts w:ascii="Consolas" w:hAnsi="Consolas"/>
-          <w:color w:val="D4D4D4"/>
-          <w:sz w:val="16"/>
-        </w:rPr>
-        <w:t>-&gt;</w:t>
-      </w:r>
-      <w:r>
-        <w:rPr>
-          <w:rFonts w:ascii="Consolas" w:hAnsi="Consolas"/>
-          <w:color w:val="DCDCAA"/>
-          <w:sz w:val="16"/>
-        </w:rPr>
-        <w:t>is</w:t>
-      </w:r>
-      <w:r>
-        <w:rPr>
-          <w:rFonts w:ascii="Consolas" w:hAnsi="Consolas"/>
-          <w:color w:val="D4D4D4"/>
-          <w:sz w:val="16"/>
-        </w:rPr>
-        <w:t>(</w:t>
-      </w:r>
-      <w:r>
-        <w:rPr>
-          <w:rFonts w:ascii="Consolas" w:hAnsi="Consolas"/>
-          <w:color w:val="9CDCFE"/>
-          <w:sz w:val="16"/>
-        </w:rPr>
-        <w:t>$second</w:t>
-      </w:r>
-      <w:r>
-        <w:rPr>
-          <w:rFonts w:ascii="Consolas" w:hAnsi="Consolas"/>
-          <w:color w:val="D4D4D4"/>
-          <w:sz w:val="16"/>
-        </w:rPr>
-        <w:t>));</w:t>
-        <w:br/>
-        <w:t xml:space="preserve">    </w:t>
-      </w:r>
-      <w:r>
-        <w:rPr>
-          <w:rFonts w:ascii="Consolas" w:hAnsi="Consolas"/>
-          <w:color w:val="9CDCFE"/>
-          <w:sz w:val="16"/>
-        </w:rPr>
-        <w:t>$this</w:t>
-      </w:r>
-      <w:r>
-        <w:rPr>
-          <w:rFonts w:ascii="Consolas" w:hAnsi="Consolas"/>
-          <w:color w:val="D4D4D4"/>
-          <w:sz w:val="16"/>
-        </w:rPr>
-        <w:t>-&gt;</w:t>
-      </w:r>
-      <w:r>
-        <w:rPr>
-          <w:rFonts w:ascii="Consolas" w:hAnsi="Consolas"/>
-          <w:color w:val="DCDCAA"/>
-          <w:sz w:val="16"/>
-        </w:rPr>
-        <w:t>assertSame</w:t>
-      </w:r>
-      <w:r>
-        <w:rPr>
-          <w:rFonts w:ascii="Consolas" w:hAnsi="Consolas"/>
-          <w:color w:val="D4D4D4"/>
-          <w:sz w:val="16"/>
-        </w:rPr>
-        <w:t>(</w:t>
-      </w:r>
-      <w:r>
-        <w:rPr>
-          <w:rFonts w:ascii="Consolas" w:hAnsi="Consolas"/>
-          <w:color w:val="B5CEA8"/>
-          <w:sz w:val="16"/>
-        </w:rPr>
-        <w:t>1</w:t>
-      </w:r>
-      <w:r>
-        <w:rPr>
-          <w:rFonts w:ascii="Consolas" w:hAnsi="Consolas"/>
-          <w:color w:val="D4D4D4"/>
-          <w:sz w:val="16"/>
-        </w:rPr>
-        <w:t xml:space="preserve">, </w:t>
-      </w:r>
-      <w:r>
-        <w:rPr>
-          <w:rFonts w:ascii="Consolas" w:hAnsi="Consolas"/>
-          <w:color w:val="4EC9B0"/>
-          <w:sz w:val="16"/>
-        </w:rPr>
-        <w:t>Order</w:t>
-      </w:r>
-      <w:r>
-        <w:rPr>
-          <w:rFonts w:ascii="Consolas" w:hAnsi="Consolas"/>
-          <w:color w:val="D4D4D4"/>
-          <w:sz w:val="16"/>
-        </w:rPr>
-        <w:t>::</w:t>
-      </w:r>
-      <w:r>
-        <w:rPr>
-          <w:rFonts w:ascii="Consolas" w:hAnsi="Consolas"/>
-          <w:color w:val="DCDCAA"/>
-          <w:sz w:val="16"/>
-        </w:rPr>
-        <w:t>query</w:t>
-      </w:r>
-      <w:r>
-        <w:rPr>
-          <w:rFonts w:ascii="Consolas" w:hAnsi="Consolas"/>
-          <w:color w:val="D4D4D4"/>
-          <w:sz w:val="16"/>
-        </w:rPr>
-        <w:t>()-&gt;</w:t>
-      </w:r>
-      <w:r>
-        <w:rPr>
-          <w:rFonts w:ascii="Consolas" w:hAnsi="Consolas"/>
-          <w:color w:val="DCDCAA"/>
-          <w:sz w:val="16"/>
-        </w:rPr>
-        <w:t>count</w:t>
-      </w:r>
-      <w:r>
-        <w:rPr>
-          <w:rFonts w:ascii="Consolas" w:hAnsi="Consolas"/>
-          <w:color w:val="D4D4D4"/>
-          <w:sz w:val="16"/>
-        </w:rPr>
-        <w:t>());</w:t>
-        <w:br/>
-        <w:t>}</w:t>
+        <w:t xml:space="preserve">}</w:t>
       </w:r>
     </w:p>
     <w:p>
@@ -19191,7 +18597,7 @@
     </w:pPr>
     <w:rPr>
       <w:rFonts w:ascii="Consolas" w:hAnsi="Consolas"/>
-      <w:color w:val="D4D4D4"/>
+      <w:color w:val="262626"/>
       <w:sz w:val="16"/>
     </w:rPr>
   </w:style>
@@ -19303,7 +18709,7 @@
     <w:rPr>
       <w:rFonts w:ascii="Consolas" w:hAnsi="Consolas"/>
       <w:b/>
-      <w:color w:val="FFFFFF"/>
+      <w:color w:val="262626"/>
       <w:sz w:val="16"/>
     </w:rPr>
   </w:style>
